--- a/docs/物联网设备离线指令缓存与同步系统结题报告.docx
+++ b/docs/物联网设备离线指令缓存与同步系统结题报告.docx
@@ -107,6 +107,7 @@
     </w:p>
     <w:p>
       <w:pPr>
+        <w:jc w:val="left"/>
         <w:rPr>
           <w:rFonts w:ascii="宋体" w:hAnsi="宋体" w:hint="eastAsia"/>
           <w:szCs w:val="56"/>
@@ -132,8 +133,8 @@
     <w:tbl>
       <w:tblPr>
         <w:tblStyle w:val="a7"/>
-        <w:tblW w:w="0" w:type="auto"/>
-        <w:tblInd w:w="901" w:type="dxa"/>
+        <w:tblW w:w="7599" w:type="dxa"/>
+        <w:jc w:val="right"/>
         <w:tblBorders>
           <w:top w:val="none" w:sz="0" w:space="0" w:color="auto"/>
           <w:left w:val="none" w:sz="0" w:space="0" w:color="auto"/>
@@ -145,16 +146,17 @@
         <w:tblLook w:val="04A0" w:firstRow="1" w:lastRow="0" w:firstColumn="1" w:lastColumn="0" w:noHBand="0" w:noVBand="1"/>
       </w:tblPr>
       <w:tblGrid>
-        <w:gridCol w:w="2184"/>
-        <w:gridCol w:w="5221"/>
+        <w:gridCol w:w="2181"/>
+        <w:gridCol w:w="5418"/>
       </w:tblGrid>
       <w:tr>
         <w:trPr>
           <w:trHeight w:val="964"/>
+          <w:jc w:val="right"/>
         </w:trPr>
         <w:tc>
           <w:tcPr>
-            <w:tcW w:w="2235" w:type="dxa"/>
+            <w:tcW w:w="2181" w:type="dxa"/>
             <w:vAlign w:val="bottom"/>
           </w:tcPr>
           <w:p>
@@ -178,7 +180,7 @@
         </w:tc>
         <w:tc>
           <w:tcPr>
-            <w:tcW w:w="5386" w:type="dxa"/>
+            <w:tcW w:w="5418" w:type="dxa"/>
             <w:vAlign w:val="bottom"/>
           </w:tcPr>
           <w:p>
@@ -196,7 +198,15 @@
                 <w:sz w:val="32"/>
                 <w:u w:val="single"/>
               </w:rPr>
-              <w:t>物联网设备离线指令缓存与同步系统</w:t>
+              <w:t>物联网设备离线指令缓存与同步系</w:t>
+            </w:r>
+            <w:r>
+              <w:rPr>
+                <w:rFonts w:eastAsia="楷体_GB2312" w:hint="eastAsia"/>
+                <w:sz w:val="32"/>
+                <w:u w:val="single"/>
+              </w:rPr>
+              <w:t>统</w:t>
             </w:r>
             <w:r>
               <w:rPr>
@@ -205,7 +215,7 @@
                 <w:szCs w:val="30"/>
                 <w:u w:val="single"/>
               </w:rPr>
-              <w:t xml:space="preserve">                       </w:t>
+              <w:t xml:space="preserve">                     </w:t>
             </w:r>
           </w:p>
         </w:tc>
@@ -213,10 +223,11 @@
       <w:tr>
         <w:trPr>
           <w:trHeight w:val="964"/>
+          <w:jc w:val="right"/>
         </w:trPr>
         <w:tc>
           <w:tcPr>
-            <w:tcW w:w="2235" w:type="dxa"/>
+            <w:tcW w:w="2181" w:type="dxa"/>
             <w:vAlign w:val="bottom"/>
           </w:tcPr>
           <w:p>
@@ -240,7 +251,7 @@
         </w:tc>
         <w:tc>
           <w:tcPr>
-            <w:tcW w:w="5386" w:type="dxa"/>
+            <w:tcW w:w="5418" w:type="dxa"/>
             <w:vAlign w:val="bottom"/>
           </w:tcPr>
           <w:p>
@@ -258,7 +269,16 @@
                 <w:szCs w:val="30"/>
                 <w:u w:val="single"/>
               </w:rPr>
-              <w:t xml:space="preserve">（姓名/学号/联系电话）            </w:t>
+              <w:t>牛鑫宇 2407024211 15735192694</w:t>
+            </w:r>
+            <w:r>
+              <w:rPr>
+                <w:rFonts w:ascii="黑体" w:eastAsia="黑体" w:hint="eastAsia"/>
+                <w:sz w:val="30"/>
+                <w:szCs w:val="30"/>
+                <w:u w:val="single"/>
+              </w:rPr>
+              <w:t xml:space="preserve">            </w:t>
             </w:r>
           </w:p>
         </w:tc>
@@ -266,10 +286,11 @@
       <w:tr>
         <w:trPr>
           <w:trHeight w:val="964"/>
+          <w:jc w:val="right"/>
         </w:trPr>
         <w:tc>
           <w:tcPr>
-            <w:tcW w:w="2235" w:type="dxa"/>
+            <w:tcW w:w="2181" w:type="dxa"/>
             <w:vAlign w:val="bottom"/>
           </w:tcPr>
           <w:p>
@@ -293,7 +314,7 @@
         </w:tc>
         <w:tc>
           <w:tcPr>
-            <w:tcW w:w="5386" w:type="dxa"/>
+            <w:tcW w:w="5418" w:type="dxa"/>
             <w:vAlign w:val="bottom"/>
           </w:tcPr>
           <w:p>
@@ -311,7 +332,16 @@
                 <w:szCs w:val="30"/>
                 <w:u w:val="single"/>
               </w:rPr>
-              <w:t xml:space="preserve">（姓名/学号）                     </w:t>
+              <w:t>弓思圆2407024106 赵晓丽2407024203</w:t>
+            </w:r>
+            <w:r>
+              <w:rPr>
+                <w:rFonts w:ascii="黑体" w:eastAsia="黑体" w:hint="eastAsia"/>
+                <w:sz w:val="30"/>
+                <w:szCs w:val="30"/>
+                <w:u w:val="single"/>
+              </w:rPr>
+              <w:t xml:space="preserve">                     </w:t>
             </w:r>
           </w:p>
         </w:tc>
@@ -319,10 +349,11 @@
       <w:tr>
         <w:trPr>
           <w:trHeight w:val="964"/>
+          <w:jc w:val="right"/>
         </w:trPr>
         <w:tc>
           <w:tcPr>
-            <w:tcW w:w="2235" w:type="dxa"/>
+            <w:tcW w:w="2181" w:type="dxa"/>
             <w:vAlign w:val="bottom"/>
           </w:tcPr>
           <w:p>
@@ -346,7 +377,7 @@
         </w:tc>
         <w:tc>
           <w:tcPr>
-            <w:tcW w:w="5386" w:type="dxa"/>
+            <w:tcW w:w="5418" w:type="dxa"/>
             <w:vAlign w:val="bottom"/>
           </w:tcPr>
           <w:p>
@@ -365,7 +396,25 @@
                 <w:szCs w:val="30"/>
                 <w:u w:val="single"/>
               </w:rPr>
-              <w:t xml:space="preserve">                                  </w:t>
+              <w:t xml:space="preserve">            </w:t>
+            </w:r>
+            <w:r>
+              <w:rPr>
+                <w:rFonts w:ascii="黑体" w:eastAsia="黑体" w:hint="eastAsia"/>
+                <w:sz w:val="30"/>
+                <w:szCs w:val="30"/>
+                <w:u w:val="single"/>
+              </w:rPr>
+              <w:t>李菲</w:t>
+            </w:r>
+            <w:r>
+              <w:rPr>
+                <w:rFonts w:ascii="黑体" w:eastAsia="黑体" w:hint="eastAsia"/>
+                <w:sz w:val="30"/>
+                <w:szCs w:val="30"/>
+                <w:u w:val="single"/>
+              </w:rPr>
+              <w:t xml:space="preserve">                      </w:t>
             </w:r>
           </w:p>
         </w:tc>
@@ -481,7 +530,7 @@
     <w:p>
       <w:pPr>
         <w:rPr>
-          <w:rFonts w:ascii="宋体" w:eastAsia="宋体" w:hAnsi="宋体"/>
+          <w:rFonts w:ascii="宋体" w:eastAsia="宋体" w:hAnsi="宋体" w:hint="eastAsia"/>
           <w:sz w:val="30"/>
           <w:szCs w:val="30"/>
           <w:shd w:val="clear" w:color="auto" w:fill="FFFFFF"/>
@@ -510,7 +559,7 @@
     <w:p>
       <w:pPr>
         <w:rPr>
-          <w:rFonts w:ascii="宋体" w:eastAsia="宋体" w:hAnsi="宋体"/>
+          <w:rFonts w:ascii="宋体" w:eastAsia="宋体" w:hAnsi="宋体" w:hint="eastAsia"/>
           <w:sz w:val="28"/>
           <w:szCs w:val="28"/>
           <w:shd w:val="clear" w:color="auto" w:fill="FFFFFF"/>
@@ -574,7 +623,23 @@
           <w:sz w:val="24"/>
           <w:shd w:val="clear" w:color="auto" w:fill="FFFFFF"/>
         </w:rPr>
-        <w:t>问题，确立开发一套基于MQTT与Redis的设备状态同步系统，实现“设备离线暂存指令、上线自动补发”的核心功能。</w:t>
+        <w:t>问题，确立开发一套基于MQTT与Redis的</w:t>
+      </w:r>
+      <w:r>
+        <w:rPr>
+          <w:rFonts w:ascii="宋体" w:eastAsia="宋体" w:hAnsi="宋体" w:hint="eastAsia"/>
+          <w:sz w:val="24"/>
+          <w:shd w:val="clear" w:color="auto" w:fill="FFFFFF"/>
+        </w:rPr>
+        <w:t>模拟</w:t>
+      </w:r>
+      <w:r>
+        <w:rPr>
+          <w:rFonts w:ascii="宋体" w:eastAsia="宋体" w:hAnsi="宋体"/>
+          <w:sz w:val="24"/>
+          <w:shd w:val="clear" w:color="auto" w:fill="FFFFFF"/>
+        </w:rPr>
+        <w:t>设备状态同步系统，实现“设备离线暂存指令、上线自动补发”的核心功能。</w:t>
       </w:r>
     </w:p>
     <w:p>
@@ -620,13 +685,93 @@
           <w:sz w:val="24"/>
           <w:shd w:val="clear" w:color="auto" w:fill="FFFFFF"/>
         </w:rPr>
-        <w:t>项目以“可视化控制 + 场景联动 + 离线保障”为核心设计理念，采用四层架构（用户交互层、业务服务层、通信缓存层、设备模拟层），通过HTTP和MQTT实现前后端分离通信，利用Redis实现离线指令缓存与补发机制，确保系统在弱网环境下仍能可靠运行。</w:t>
-      </w:r>
-    </w:p>
-    <w:p>
-      <w:pPr>
-        <w:rPr>
-          <w:rFonts w:ascii="宋体" w:eastAsia="宋体" w:hAnsi="宋体"/>
+        <w:t>项目以“可视化控制 + 场景联动 + 离线保障”为核心设计理念，采用</w:t>
+      </w:r>
+      <w:r>
+        <w:rPr>
+          <w:rFonts w:ascii="宋体" w:eastAsia="宋体" w:hAnsi="宋体" w:hint="eastAsia"/>
+          <w:sz w:val="24"/>
+          <w:shd w:val="clear" w:color="auto" w:fill="FFFFFF"/>
+        </w:rPr>
+        <w:t>五</w:t>
+      </w:r>
+      <w:r>
+        <w:rPr>
+          <w:rFonts w:ascii="宋体" w:eastAsia="宋体" w:hAnsi="宋体"/>
+          <w:sz w:val="24"/>
+          <w:shd w:val="clear" w:color="auto" w:fill="FFFFFF"/>
+        </w:rPr>
+        <w:t>层架构（用户层、</w:t>
+      </w:r>
+      <w:r>
+        <w:rPr>
+          <w:rFonts w:ascii="宋体" w:eastAsia="宋体" w:hAnsi="宋体" w:hint="eastAsia"/>
+          <w:sz w:val="24"/>
+          <w:shd w:val="clear" w:color="auto" w:fill="FFFFFF"/>
+        </w:rPr>
+        <w:t>应用</w:t>
+      </w:r>
+      <w:r>
+        <w:rPr>
+          <w:rFonts w:ascii="宋体" w:eastAsia="宋体" w:hAnsi="宋体"/>
+          <w:sz w:val="24"/>
+          <w:shd w:val="clear" w:color="auto" w:fill="FFFFFF"/>
+        </w:rPr>
+        <w:t>服务层、</w:t>
+      </w:r>
+      <w:r>
+        <w:rPr>
+          <w:rFonts w:ascii="宋体" w:eastAsia="宋体" w:hAnsi="宋体" w:hint="eastAsia"/>
+          <w:sz w:val="24"/>
+          <w:shd w:val="clear" w:color="auto" w:fill="FFFFFF"/>
+        </w:rPr>
+        <w:t>数据存储</w:t>
+      </w:r>
+      <w:r>
+        <w:rPr>
+          <w:rFonts w:ascii="宋体" w:eastAsia="宋体" w:hAnsi="宋体"/>
+          <w:sz w:val="24"/>
+          <w:shd w:val="clear" w:color="auto" w:fill="FFFFFF"/>
+        </w:rPr>
+        <w:t>层、</w:t>
+      </w:r>
+      <w:r>
+        <w:rPr>
+          <w:rFonts w:ascii="宋体" w:eastAsia="宋体" w:hAnsi="宋体" w:hint="eastAsia"/>
+          <w:sz w:val="24"/>
+          <w:shd w:val="clear" w:color="auto" w:fill="FFFFFF"/>
+        </w:rPr>
+        <w:t>通信中间层、</w:t>
+      </w:r>
+      <w:r>
+        <w:rPr>
+          <w:rFonts w:ascii="宋体" w:eastAsia="宋体" w:hAnsi="宋体"/>
+          <w:sz w:val="24"/>
+          <w:shd w:val="clear" w:color="auto" w:fill="FFFFFF"/>
+        </w:rPr>
+        <w:t>设备</w:t>
+      </w:r>
+      <w:r>
+        <w:rPr>
+          <w:rFonts w:ascii="宋体" w:eastAsia="宋体" w:hAnsi="宋体" w:hint="eastAsia"/>
+          <w:sz w:val="24"/>
+          <w:shd w:val="clear" w:color="auto" w:fill="FFFFFF"/>
+        </w:rPr>
+        <w:t>接入</w:t>
+      </w:r>
+      <w:r>
+        <w:rPr>
+          <w:rFonts w:ascii="宋体" w:eastAsia="宋体" w:hAnsi="宋体"/>
+          <w:sz w:val="24"/>
+          <w:shd w:val="clear" w:color="auto" w:fill="FFFFFF"/>
+        </w:rPr>
+        <w:t>层），通过HTTP和MQTT实现前后端分离通信，利用Redis实现离线指令缓存与补发机制，确保系统在弱网环境下仍能可靠运行。</w:t>
+      </w:r>
+    </w:p>
+    <w:p>
+      <w:pPr>
+        <w:rPr>
+          <w:rFonts w:ascii="宋体" w:eastAsia="宋体" w:hAnsi="宋体" w:hint="eastAsia"/>
           <w:sz w:val="28"/>
           <w:szCs w:val="28"/>
           <w:shd w:val="clear" w:color="auto" w:fill="FFFFFF"/>
@@ -655,7 +800,7 @@
       <w:pPr>
         <w:ind w:firstLineChars="200" w:firstLine="480"/>
         <w:rPr>
-          <w:rFonts w:ascii="宋体" w:eastAsia="宋体" w:hAnsi="宋体"/>
+          <w:rFonts w:ascii="宋体" w:eastAsia="宋体" w:hAnsi="宋体" w:hint="eastAsia"/>
           <w:sz w:val="24"/>
           <w:shd w:val="clear" w:color="auto" w:fill="FFFFFF"/>
         </w:rPr>
@@ -688,7 +833,7 @@
     <w:p>
       <w:pPr>
         <w:rPr>
-          <w:rFonts w:ascii="宋体" w:eastAsia="宋体" w:hAnsi="宋体"/>
+          <w:rFonts w:ascii="宋体" w:eastAsia="宋体" w:hAnsi="宋体" w:hint="eastAsia"/>
           <w:sz w:val="28"/>
           <w:szCs w:val="28"/>
           <w:shd w:val="clear" w:color="auto" w:fill="FFFFFF"/>
@@ -707,7 +852,7 @@
     <w:p>
       <w:pPr>
         <w:rPr>
-          <w:rFonts w:ascii="宋体" w:eastAsia="宋体" w:hAnsi="宋体"/>
+          <w:rFonts w:ascii="宋体" w:eastAsia="宋体" w:hAnsi="宋体" w:hint="eastAsia"/>
           <w:sz w:val="24"/>
           <w:shd w:val="clear" w:color="auto" w:fill="FFFFFF"/>
         </w:rPr>
@@ -724,7 +869,7 @@
     <w:p>
       <w:pPr>
         <w:rPr>
-          <w:rFonts w:ascii="宋体" w:eastAsia="宋体" w:hAnsi="宋体"/>
+          <w:rFonts w:ascii="宋体" w:eastAsia="宋体" w:hAnsi="宋体" w:hint="eastAsia"/>
           <w:sz w:val="24"/>
           <w:shd w:val="clear" w:color="auto" w:fill="FFFFFF"/>
         </w:rPr>
@@ -741,7 +886,7 @@
     <w:p>
       <w:pPr>
         <w:rPr>
-          <w:rFonts w:ascii="宋体" w:eastAsia="宋体" w:hAnsi="宋体"/>
+          <w:rFonts w:ascii="宋体" w:eastAsia="宋体" w:hAnsi="宋体" w:hint="eastAsia"/>
           <w:sz w:val="24"/>
           <w:shd w:val="clear" w:color="auto" w:fill="FFFFFF"/>
         </w:rPr>
@@ -774,72 +919,7 @@
     <w:p>
       <w:pPr>
         <w:rPr>
-          <w:rFonts w:ascii="宋体" w:eastAsia="宋体" w:hAnsi="宋体"/>
-          <w:sz w:val="24"/>
-          <w:shd w:val="clear" w:color="auto" w:fill="FFFFFF"/>
-        </w:rPr>
-      </w:pPr>
-      <w:r>
-        <w:rPr>
-          <w:rFonts w:ascii="宋体" w:eastAsia="宋体" w:hAnsi="宋体"/>
-          <w:sz w:val="24"/>
-          <w:shd w:val="clear" w:color="auto" w:fill="FFFFFF"/>
-        </w:rPr>
-        <w:t>任务分工：</w:t>
-      </w:r>
-      <w:r>
-        <w:rPr>
-          <w:rFonts w:ascii="宋体" w:eastAsia="宋体" w:hAnsi="宋体" w:hint="eastAsia"/>
-          <w:sz w:val="24"/>
-          <w:shd w:val="clear" w:color="auto" w:fill="FFFFFF"/>
-        </w:rPr>
-        <w:t>一人</w:t>
-      </w:r>
-      <w:r>
-        <w:rPr>
-          <w:rFonts w:ascii="宋体" w:eastAsia="宋体" w:hAnsi="宋体"/>
-          <w:sz w:val="24"/>
-          <w:shd w:val="clear" w:color="auto" w:fill="FFFFFF"/>
-        </w:rPr>
-        <w:t>负责后端核心与通信模块，</w:t>
-      </w:r>
-      <w:r>
-        <w:rPr>
-          <w:rFonts w:ascii="宋体" w:eastAsia="宋体" w:hAnsi="宋体" w:hint="eastAsia"/>
-          <w:sz w:val="24"/>
-          <w:shd w:val="clear" w:color="auto" w:fill="FFFFFF"/>
-        </w:rPr>
-        <w:t>一人</w:t>
-      </w:r>
-      <w:r>
-        <w:rPr>
-          <w:rFonts w:ascii="宋体" w:eastAsia="宋体" w:hAnsi="宋体"/>
-          <w:sz w:val="24"/>
-          <w:shd w:val="clear" w:color="auto" w:fill="FFFFFF"/>
-        </w:rPr>
-        <w:t>负责后端核心与存储模块,</w:t>
-      </w:r>
-      <w:r>
-        <w:rPr>
-          <w:rFonts w:ascii="宋体" w:eastAsia="宋体" w:hAnsi="宋体" w:hint="eastAsia"/>
-          <w:sz w:val="24"/>
-          <w:shd w:val="clear" w:color="auto" w:fill="FFFFFF"/>
-        </w:rPr>
-        <w:t>一人</w:t>
-      </w:r>
-      <w:r>
-        <w:rPr>
-          <w:rFonts w:ascii="宋体" w:eastAsia="宋体" w:hAnsi="宋体"/>
-          <w:sz w:val="24"/>
-          <w:shd w:val="clear" w:color="auto" w:fill="FFFFFF"/>
-        </w:rPr>
-        <w:t>负责前端与模拟设备</w:t>
-      </w:r>
-    </w:p>
-    <w:p>
-      <w:pPr>
-        <w:rPr>
-          <w:rFonts w:ascii="宋体" w:eastAsia="宋体" w:hAnsi="宋体"/>
+          <w:rFonts w:ascii="宋体" w:eastAsia="宋体" w:hAnsi="宋体" w:hint="eastAsia"/>
           <w:sz w:val="28"/>
           <w:szCs w:val="28"/>
           <w:shd w:val="clear" w:color="auto" w:fill="FFFFFF"/>
@@ -859,104 +939,24 @@
       <w:pPr>
         <w:ind w:firstLineChars="200" w:firstLine="480"/>
         <w:rPr>
-          <w:rFonts w:ascii="宋体" w:eastAsia="宋体" w:hAnsi="宋体" w:hint="eastAsia"/>
-          <w:sz w:val="24"/>
-          <w:shd w:val="clear" w:color="auto" w:fill="FFFFFF"/>
-        </w:rPr>
-      </w:pPr>
-      <w:r>
-        <w:rPr>
-          <w:rFonts w:ascii="宋体" w:eastAsia="宋体" w:hAnsi="宋体" w:hint="eastAsia"/>
-          <w:sz w:val="24"/>
-          <w:shd w:val="clear" w:color="auto" w:fill="FFFFFF"/>
-        </w:rPr>
-        <w:t>项目采用模块化分工、迭代推进的管理方式。</w:t>
-      </w:r>
-      <w:r>
-        <w:rPr>
-          <w:rFonts w:ascii="宋体" w:eastAsia="宋体" w:hAnsi="宋体" w:hint="eastAsia"/>
-          <w:sz w:val="24"/>
-          <w:shd w:val="clear" w:color="auto" w:fill="FFFFFF"/>
-        </w:rPr>
-        <w:t>一人</w:t>
-      </w:r>
-      <w:r>
-        <w:rPr>
-          <w:rFonts w:ascii="宋体" w:eastAsia="宋体" w:hAnsi="宋体" w:hint="eastAsia"/>
-          <w:sz w:val="24"/>
-          <w:shd w:val="clear" w:color="auto" w:fill="FFFFFF"/>
-        </w:rPr>
-        <w:t>负责底层通信与离线缓存，</w:t>
-      </w:r>
-      <w:r>
-        <w:rPr>
-          <w:rFonts w:ascii="宋体" w:eastAsia="宋体" w:hAnsi="宋体" w:hint="eastAsia"/>
-          <w:sz w:val="24"/>
-          <w:shd w:val="clear" w:color="auto" w:fill="FFFFFF"/>
-        </w:rPr>
-        <w:t>一人</w:t>
-      </w:r>
-      <w:r>
-        <w:rPr>
-          <w:rFonts w:ascii="宋体" w:eastAsia="宋体" w:hAnsi="宋体" w:hint="eastAsia"/>
-          <w:sz w:val="24"/>
-          <w:shd w:val="clear" w:color="auto" w:fill="FFFFFF"/>
-        </w:rPr>
-        <w:t>负责后端服务与联动引擎，</w:t>
-      </w:r>
-      <w:r>
-        <w:rPr>
-          <w:rFonts w:ascii="宋体" w:eastAsia="宋体" w:hAnsi="宋体" w:hint="eastAsia"/>
-          <w:sz w:val="24"/>
-          <w:shd w:val="clear" w:color="auto" w:fill="FFFFFF"/>
-        </w:rPr>
-        <w:t>一人</w:t>
-      </w:r>
-      <w:r>
-        <w:rPr>
-          <w:rFonts w:ascii="宋体" w:eastAsia="宋体" w:hAnsi="宋体" w:hint="eastAsia"/>
-          <w:sz w:val="24"/>
-          <w:shd w:val="clear" w:color="auto" w:fill="FFFFFF"/>
-        </w:rPr>
-        <w:t>负责前端可视化与模拟设备。各模块先独立开发验证，再进行三端集成联调。</w:t>
-      </w:r>
-      <w:r>
-        <w:rPr>
-          <w:rFonts w:ascii="宋体" w:eastAsia="宋体" w:hAnsi="宋体"/>
-          <w:sz w:val="24"/>
-          <w:shd w:val="clear" w:color="auto" w:fill="FFFFFF"/>
-        </w:rPr>
-        <w:t>使用Git进行代码管理，GitHub托管</w:t>
-      </w:r>
-      <w:r>
-        <w:rPr>
-          <w:rFonts w:ascii="宋体" w:eastAsia="宋体" w:hAnsi="宋体" w:hint="eastAsia"/>
-          <w:sz w:val="24"/>
-          <w:shd w:val="clear" w:color="auto" w:fill="FFFFFF"/>
-        </w:rPr>
-        <w:t>，</w:t>
-      </w:r>
-      <w:r>
-        <w:rPr>
-          <w:rFonts w:ascii="宋体" w:eastAsia="宋体" w:hAnsi="宋体"/>
-          <w:sz w:val="24"/>
-          <w:shd w:val="clear" w:color="auto" w:fill="FFFFFF"/>
-        </w:rPr>
-        <w:t>分环境搭建、核心开发、联调、测试、文档五个阶段推进，预留缓冲时间</w:t>
-      </w:r>
-      <w:r>
-        <w:rPr>
-          <w:rFonts w:ascii="宋体" w:eastAsia="宋体" w:hAnsi="宋体" w:hint="eastAsia"/>
-          <w:sz w:val="24"/>
-          <w:shd w:val="clear" w:color="auto" w:fill="FFFFFF"/>
-        </w:rPr>
-        <w:t>。</w:t>
-      </w:r>
-    </w:p>
-    <w:p>
-      <w:pPr>
-        <w:rPr>
-          <w:rFonts w:ascii="宋体" w:eastAsia="宋体" w:hAnsi="宋体"/>
+          <w:rFonts w:ascii="宋体" w:eastAsia="宋体" w:hAnsi="宋体"/>
+          <w:sz w:val="24"/>
+          <w:shd w:val="clear" w:color="auto" w:fill="FFFFFF"/>
+        </w:rPr>
+      </w:pPr>
+      <w:r>
+        <w:rPr>
+          <w:rFonts w:ascii="宋体" w:eastAsia="宋体" w:hAnsi="宋体"/>
+          <w:sz w:val="24"/>
+          <w:shd w:val="clear" w:color="auto" w:fill="FFFFFF"/>
+        </w:rPr>
+        <w:t>本项目采用模块化拆分、迭代式推进的开发管理模式，各功能模块先行独立开发与功能验证，完成后统一开展全模块集成联调工作。项目依托Git完成版本管控，代码托管于GitHub平台，整体划分为环境搭建、核心功能开发、多模块联调、系统测试、文档编写五大实施阶段，各阶段均预留充足缓冲周期以保障项目平稳落地。</w:t>
+      </w:r>
+    </w:p>
+    <w:p>
+      <w:pPr>
+        <w:rPr>
+          <w:rFonts w:ascii="宋体" w:eastAsia="宋体" w:hAnsi="宋体" w:hint="eastAsia"/>
           <w:sz w:val="30"/>
           <w:szCs w:val="30"/>
           <w:shd w:val="clear" w:color="auto" w:fill="FFFFFF"/>
@@ -984,7 +984,7 @@
     <w:p>
       <w:pPr>
         <w:rPr>
-          <w:rFonts w:ascii="宋体" w:eastAsia="宋体" w:hAnsi="宋体"/>
+          <w:rFonts w:ascii="宋体" w:eastAsia="宋体" w:hAnsi="宋体" w:hint="eastAsia"/>
           <w:sz w:val="28"/>
           <w:szCs w:val="28"/>
           <w:shd w:val="clear" w:color="auto" w:fill="FFFFFF"/>
@@ -1078,7 +1078,16 @@
                 <w:sz w:val="24"/>
                 <w:lang w:bidi="ar"/>
               </w:rPr>
-              <w:t>四层架构设计</w:t>
+              <w:t>五</w:t>
+            </w:r>
+            <w:r>
+              <w:rPr>
+                <w:rFonts w:ascii="宋体" w:eastAsia="宋体" w:hAnsi="宋体" w:hint="eastAsia"/>
+                <w:kern w:val="0"/>
+                <w:sz w:val="24"/>
+                <w:lang w:bidi="ar"/>
+              </w:rPr>
+              <w:t>层架构设计</w:t>
             </w:r>
           </w:p>
         </w:tc>
@@ -1096,12 +1105,75 @@
             </w:pPr>
             <w:r>
               <w:rPr>
+                <w:rFonts w:ascii="宋体" w:eastAsia="宋体" w:hAnsi="宋体"/>
+                <w:sz w:val="24"/>
+                <w:shd w:val="clear" w:color="auto" w:fill="FFFFFF"/>
+              </w:rPr>
+              <w:t>用户层、</w:t>
+            </w:r>
+            <w:r>
+              <w:rPr>
                 <w:rFonts w:ascii="宋体" w:eastAsia="宋体" w:hAnsi="宋体" w:hint="eastAsia"/>
-                <w:kern w:val="0"/>
                 <w:sz w:val="24"/>
-                <w:lang w:bidi="ar"/>
-              </w:rPr>
-              <w:t>用户交互层、业务服务层、通信缓存层、设备模拟层分离，职责清晰</w:t>
+                <w:shd w:val="clear" w:color="auto" w:fill="FFFFFF"/>
+              </w:rPr>
+              <w:t>应用</w:t>
+            </w:r>
+            <w:r>
+              <w:rPr>
+                <w:rFonts w:ascii="宋体" w:eastAsia="宋体" w:hAnsi="宋体"/>
+                <w:sz w:val="24"/>
+                <w:shd w:val="clear" w:color="auto" w:fill="FFFFFF"/>
+              </w:rPr>
+              <w:t>服务层、</w:t>
+            </w:r>
+            <w:r>
+              <w:rPr>
+                <w:rFonts w:ascii="宋体" w:eastAsia="宋体" w:hAnsi="宋体" w:hint="eastAsia"/>
+                <w:sz w:val="24"/>
+                <w:shd w:val="clear" w:color="auto" w:fill="FFFFFF"/>
+              </w:rPr>
+              <w:t>数据存储</w:t>
+            </w:r>
+            <w:r>
+              <w:rPr>
+                <w:rFonts w:ascii="宋体" w:eastAsia="宋体" w:hAnsi="宋体"/>
+                <w:sz w:val="24"/>
+                <w:shd w:val="clear" w:color="auto" w:fill="FFFFFF"/>
+              </w:rPr>
+              <w:t>层、</w:t>
+            </w:r>
+            <w:r>
+              <w:rPr>
+                <w:rFonts w:ascii="宋体" w:eastAsia="宋体" w:hAnsi="宋体" w:hint="eastAsia"/>
+                <w:sz w:val="24"/>
+                <w:shd w:val="clear" w:color="auto" w:fill="FFFFFF"/>
+              </w:rPr>
+              <w:t>通信中间层、</w:t>
+            </w:r>
+            <w:r>
+              <w:rPr>
+                <w:rFonts w:ascii="宋体" w:eastAsia="宋体" w:hAnsi="宋体"/>
+                <w:sz w:val="24"/>
+                <w:shd w:val="clear" w:color="auto" w:fill="FFFFFF"/>
+              </w:rPr>
+              <w:t>设备</w:t>
+            </w:r>
+            <w:r>
+              <w:rPr>
+                <w:rFonts w:ascii="宋体" w:eastAsia="宋体" w:hAnsi="宋体" w:hint="eastAsia"/>
+                <w:sz w:val="24"/>
+                <w:shd w:val="clear" w:color="auto" w:fill="FFFFFF"/>
+              </w:rPr>
+              <w:t>接入</w:t>
+            </w:r>
+            <w:r>
+              <w:rPr>
+                <w:rFonts w:ascii="宋体" w:eastAsia="宋体" w:hAnsi="宋体"/>
+                <w:sz w:val="24"/>
+                <w:shd w:val="clear" w:color="auto" w:fill="FFFFFF"/>
+              </w:rPr>
+              <w:t>层</w:t>
             </w:r>
           </w:p>
         </w:tc>
@@ -1254,20 +1326,19 @@
     <w:p>
       <w:pPr>
         <w:rPr>
-          <w:rFonts w:ascii="宋体" w:eastAsia="宋体" w:hAnsi="宋体"/>
-          <w:sz w:val="28"/>
-          <w:szCs w:val="28"/>
-          <w:shd w:val="clear" w:color="auto" w:fill="FFFFFF"/>
-        </w:rPr>
-      </w:pPr>
-      <w:r>
-        <w:rPr>
-          <w:rFonts w:ascii="宋体" w:eastAsia="宋体" w:hAnsi="宋体"/>
-          <w:sz w:val="28"/>
-          <w:szCs w:val="28"/>
-          <w:shd w:val="clear" w:color="auto" w:fill="FFFFFF"/>
-        </w:rPr>
-        <w:lastRenderedPageBreak/>
+          <w:rFonts w:ascii="宋体" w:eastAsia="宋体" w:hAnsi="宋体" w:hint="eastAsia"/>
+          <w:sz w:val="28"/>
+          <w:szCs w:val="28"/>
+          <w:shd w:val="clear" w:color="auto" w:fill="FFFFFF"/>
+        </w:rPr>
+      </w:pPr>
+      <w:r>
+        <w:rPr>
+          <w:rFonts w:ascii="宋体" w:eastAsia="宋体" w:hAnsi="宋体"/>
+          <w:sz w:val="28"/>
+          <w:szCs w:val="28"/>
+          <w:shd w:val="clear" w:color="auto" w:fill="FFFFFF"/>
+        </w:rPr>
         <w:t>2.2 创新点</w:t>
       </w:r>
     </w:p>
@@ -1289,13 +1360,14 @@
           <w:sz w:val="24"/>
           <w:shd w:val="clear" w:color="auto" w:fill="FFFFFF"/>
         </w:rPr>
+        <w:lastRenderedPageBreak/>
         <w:t>技术创新</w:t>
       </w:r>
     </w:p>
     <w:p>
       <w:pPr>
         <w:rPr>
-          <w:rFonts w:ascii="宋体" w:eastAsia="宋体" w:hAnsi="宋体"/>
+          <w:rFonts w:ascii="宋体" w:eastAsia="宋体" w:hAnsi="宋体" w:hint="eastAsia"/>
           <w:sz w:val="24"/>
           <w:shd w:val="clear" w:color="auto" w:fill="FFFFFF"/>
         </w:rPr>
@@ -1320,7 +1392,7 @@
     <w:p>
       <w:pPr>
         <w:rPr>
-          <w:rFonts w:ascii="宋体" w:eastAsia="宋体" w:hAnsi="宋体"/>
+          <w:rFonts w:ascii="宋体" w:eastAsia="宋体" w:hAnsi="宋体" w:hint="eastAsia"/>
           <w:sz w:val="24"/>
           <w:shd w:val="clear" w:color="auto" w:fill="FFFFFF"/>
         </w:rPr>
@@ -1337,7 +1409,7 @@
     <w:p>
       <w:pPr>
         <w:rPr>
-          <w:rFonts w:ascii="宋体" w:eastAsia="宋体" w:hAnsi="宋体"/>
+          <w:rFonts w:ascii="宋体" w:eastAsia="宋体" w:hAnsi="宋体" w:hint="eastAsia"/>
           <w:sz w:val="24"/>
           <w:shd w:val="clear" w:color="auto" w:fill="FFFFFF"/>
         </w:rPr>
@@ -1362,7 +1434,7 @@
     <w:p>
       <w:pPr>
         <w:rPr>
-          <w:rFonts w:ascii="宋体" w:eastAsia="宋体" w:hAnsi="宋体"/>
+          <w:rFonts w:ascii="宋体" w:eastAsia="宋体" w:hAnsi="宋体" w:hint="eastAsia"/>
           <w:sz w:val="24"/>
           <w:shd w:val="clear" w:color="auto" w:fill="FFFFFF"/>
         </w:rPr>
@@ -1379,7 +1451,7 @@
     <w:p>
       <w:pPr>
         <w:rPr>
-          <w:rFonts w:ascii="宋体" w:eastAsia="宋体" w:hAnsi="宋体"/>
+          <w:rFonts w:ascii="宋体" w:eastAsia="宋体" w:hAnsi="宋体" w:hint="eastAsia"/>
           <w:sz w:val="24"/>
           <w:shd w:val="clear" w:color="auto" w:fill="FFFFFF"/>
         </w:rPr>
@@ -1396,7 +1468,7 @@
     <w:p>
       <w:pPr>
         <w:rPr>
-          <w:rFonts w:ascii="宋体" w:eastAsia="宋体" w:hAnsi="宋体"/>
+          <w:rFonts w:ascii="宋体" w:eastAsia="宋体" w:hAnsi="宋体" w:hint="eastAsia"/>
           <w:sz w:val="24"/>
           <w:shd w:val="clear" w:color="auto" w:fill="FFFFFF"/>
         </w:rPr>
@@ -1413,7 +1485,7 @@
     <w:p>
       <w:pPr>
         <w:rPr>
-          <w:rFonts w:ascii="宋体" w:eastAsia="宋体" w:hAnsi="宋体"/>
+          <w:rFonts w:ascii="宋体" w:eastAsia="宋体" w:hAnsi="宋体" w:hint="eastAsia"/>
           <w:sz w:val="24"/>
           <w:shd w:val="clear" w:color="auto" w:fill="FFFFFF"/>
         </w:rPr>
@@ -1430,7 +1502,7 @@
     <w:p>
       <w:pPr>
         <w:rPr>
-          <w:rFonts w:ascii="宋体" w:eastAsia="宋体" w:hAnsi="宋体"/>
+          <w:rFonts w:ascii="宋体" w:eastAsia="宋体" w:hAnsi="宋体" w:hint="eastAsia"/>
           <w:sz w:val="24"/>
           <w:shd w:val="clear" w:color="auto" w:fill="FFFFFF"/>
         </w:rPr>
@@ -1447,7 +1519,7 @@
     <w:p>
       <w:pPr>
         <w:rPr>
-          <w:rFonts w:ascii="宋体" w:eastAsia="宋体" w:hAnsi="宋体"/>
+          <w:rFonts w:ascii="宋体" w:eastAsia="宋体" w:hAnsi="宋体" w:hint="eastAsia"/>
           <w:b/>
           <w:bCs/>
           <w:sz w:val="24"/>
@@ -1468,7 +1540,7 @@
     <w:p>
       <w:pPr>
         <w:rPr>
-          <w:rFonts w:ascii="宋体" w:eastAsia="宋体" w:hAnsi="宋体"/>
+          <w:rFonts w:ascii="宋体" w:eastAsia="宋体" w:hAnsi="宋体" w:hint="eastAsia"/>
           <w:sz w:val="24"/>
           <w:shd w:val="clear" w:color="auto" w:fill="FFFFFF"/>
         </w:rPr>
@@ -1485,7 +1557,7 @@
     <w:p>
       <w:pPr>
         <w:rPr>
-          <w:rFonts w:ascii="宋体" w:eastAsia="宋体" w:hAnsi="宋体"/>
+          <w:rFonts w:ascii="宋体" w:eastAsia="宋体" w:hAnsi="宋体" w:hint="eastAsia"/>
           <w:sz w:val="24"/>
           <w:shd w:val="clear" w:color="auto" w:fill="FFFFFF"/>
         </w:rPr>
@@ -1502,7 +1574,7 @@
     <w:p>
       <w:pPr>
         <w:rPr>
-          <w:rFonts w:ascii="宋体" w:eastAsia="宋体" w:hAnsi="宋体"/>
+          <w:rFonts w:ascii="宋体" w:eastAsia="宋体" w:hAnsi="宋体" w:hint="eastAsia"/>
           <w:sz w:val="24"/>
           <w:shd w:val="clear" w:color="auto" w:fill="FFFFFF"/>
         </w:rPr>
@@ -1519,7 +1591,7 @@
     <w:p>
       <w:pPr>
         <w:rPr>
-          <w:rFonts w:ascii="宋体" w:eastAsia="宋体" w:hAnsi="宋体"/>
+          <w:rFonts w:ascii="宋体" w:eastAsia="宋体" w:hAnsi="宋体" w:hint="eastAsia"/>
           <w:sz w:val="24"/>
           <w:shd w:val="clear" w:color="auto" w:fill="FFFFFF"/>
         </w:rPr>
@@ -1536,7 +1608,7 @@
     <w:p>
       <w:pPr>
         <w:rPr>
-          <w:rFonts w:ascii="宋体" w:eastAsia="宋体" w:hAnsi="宋体"/>
+          <w:rFonts w:ascii="宋体" w:eastAsia="宋体" w:hAnsi="宋体" w:hint="eastAsia"/>
           <w:sz w:val="24"/>
           <w:shd w:val="clear" w:color="auto" w:fill="FFFFFF"/>
         </w:rPr>
@@ -1553,7 +1625,7 @@
     <w:p>
       <w:pPr>
         <w:rPr>
-          <w:rFonts w:ascii="宋体" w:eastAsia="宋体" w:hAnsi="宋体"/>
+          <w:rFonts w:ascii="宋体" w:eastAsia="宋体" w:hAnsi="宋体" w:hint="eastAsia"/>
           <w:sz w:val="24"/>
           <w:shd w:val="clear" w:color="auto" w:fill="FFFFFF"/>
         </w:rPr>
@@ -1566,70 +1638,6 @@
         </w:rPr>
         <w:t>开发了覆盖5大场景21种设备的统一模拟器框架，支持快速扩展新设备类型，便于后续系统迭代和功能验证。</w:t>
       </w:r>
-    </w:p>
-    <w:p>
-      <w:pPr>
-        <w:rPr>
-          <w:rFonts w:ascii="宋体" w:eastAsia="宋体" w:hAnsi="宋体"/>
-          <w:sz w:val="24"/>
-        </w:rPr>
-      </w:pPr>
-    </w:p>
-    <w:p>
-      <w:pPr>
-        <w:rPr>
-          <w:rFonts w:ascii="宋体" w:eastAsia="宋体" w:hAnsi="宋体"/>
-          <w:sz w:val="24"/>
-        </w:rPr>
-      </w:pPr>
-    </w:p>
-    <w:p>
-      <w:pPr>
-        <w:rPr>
-          <w:rFonts w:ascii="宋体" w:eastAsia="宋体" w:hAnsi="宋体"/>
-          <w:sz w:val="24"/>
-        </w:rPr>
-      </w:pPr>
-    </w:p>
-    <w:p>
-      <w:pPr>
-        <w:rPr>
-          <w:rFonts w:ascii="宋体" w:eastAsia="宋体" w:hAnsi="宋体"/>
-          <w:sz w:val="24"/>
-        </w:rPr>
-      </w:pPr>
-    </w:p>
-    <w:p>
-      <w:pPr>
-        <w:rPr>
-          <w:rFonts w:ascii="宋体" w:eastAsia="宋体" w:hAnsi="宋体"/>
-          <w:sz w:val="24"/>
-        </w:rPr>
-      </w:pPr>
-    </w:p>
-    <w:p>
-      <w:pPr>
-        <w:rPr>
-          <w:rFonts w:ascii="宋体" w:eastAsia="宋体" w:hAnsi="宋体"/>
-          <w:sz w:val="24"/>
-        </w:rPr>
-      </w:pPr>
-    </w:p>
-    <w:p>
-      <w:pPr>
-        <w:rPr>
-          <w:rFonts w:ascii="宋体" w:eastAsia="宋体" w:hAnsi="宋体"/>
-          <w:sz w:val="24"/>
-        </w:rPr>
-      </w:pPr>
-    </w:p>
-    <w:p>
-      <w:pPr>
-        <w:rPr>
-          <w:rFonts w:ascii="宋体" w:eastAsia="宋体" w:hAnsi="宋体" w:hint="eastAsia"/>
-          <w:sz w:val="24"/>
-        </w:rPr>
-      </w:pPr>
     </w:p>
     <w:p>
       <w:pPr>
@@ -1661,8 +1669,9 @@
     </w:p>
     <w:p>
       <w:pPr>
-        <w:rPr>
-          <w:rFonts w:ascii="宋体" w:eastAsia="宋体" w:hAnsi="宋体"/>
+        <w:ind w:firstLineChars="200" w:firstLine="480"/>
+        <w:rPr>
+          <w:rFonts w:ascii="宋体" w:eastAsia="宋体" w:hAnsi="宋体" w:hint="eastAsia"/>
           <w:sz w:val="24"/>
         </w:rPr>
       </w:pPr>
@@ -1676,145 +1685,19 @@
     </w:p>
     <w:p>
       <w:pPr>
-        <w:rPr>
-          <w:rFonts w:ascii="宋体" w:eastAsia="宋体" w:hAnsi="宋体"/>
-          <w:sz w:val="24"/>
-        </w:rPr>
-      </w:pPr>
-    </w:p>
-    <w:p>
-      <w:pPr>
-        <w:rPr>
-          <w:rFonts w:ascii="宋体" w:eastAsia="宋体" w:hAnsi="宋体"/>
-          <w:sz w:val="24"/>
-        </w:rPr>
-      </w:pPr>
-      <w:r>
-        <w:rPr>
-          <w:rFonts w:ascii="宋体" w:eastAsia="宋体" w:hAnsi="宋体"/>
-          <w:sz w:val="24"/>
-        </w:rPr>
-        <w:t>投资构成与经费支出：</w:t>
-      </w:r>
-    </w:p>
-    <w:p>
-      <w:pPr>
-        <w:rPr>
-          <w:rFonts w:ascii="宋体" w:eastAsia="宋体" w:hAnsi="宋体"/>
-          <w:sz w:val="24"/>
-        </w:rPr>
-      </w:pPr>
-    </w:p>
-    <w:p>
-      <w:pPr>
-        <w:rPr>
-          <w:rFonts w:ascii="宋体" w:eastAsia="宋体" w:hAnsi="宋体"/>
-          <w:sz w:val="24"/>
-        </w:rPr>
-      </w:pPr>
-      <w:r>
-        <w:rPr>
-          <w:rFonts w:ascii="宋体" w:eastAsia="宋体" w:hAnsi="宋体"/>
-          <w:sz w:val="24"/>
-        </w:rPr>
-        <w:t>项目所有技术选型均为免费方案——后端使用Flask框架，通信层采用Mosquitto与Redis，前端为纯HTML/CSS/JS，开发工具使用社区免费版本，场</w:t>
-      </w:r>
-      <w:r>
-        <w:rPr>
-          <w:rFonts w:ascii="宋体" w:eastAsia="宋体" w:hAnsi="宋体"/>
-          <w:sz w:val="24"/>
-        </w:rPr>
-        <w:lastRenderedPageBreak/>
-        <w:t>景照片由团队自行拍摄，代码托管于GitHub学生免费仓库。以上各项支出均为零元，项目执行期内实际支出合计为零元，无超支或违规情况。</w:t>
-      </w:r>
-    </w:p>
-    <w:p>
-      <w:pPr>
-        <w:rPr>
-          <w:rFonts w:ascii="宋体" w:eastAsia="宋体" w:hAnsi="宋体"/>
-          <w:sz w:val="24"/>
-        </w:rPr>
-      </w:pPr>
-    </w:p>
-    <w:p>
-      <w:pPr>
-        <w:rPr>
-          <w:rFonts w:ascii="宋体" w:eastAsia="宋体" w:hAnsi="宋体"/>
-          <w:sz w:val="24"/>
-        </w:rPr>
-      </w:pPr>
-    </w:p>
-    <w:p>
-      <w:pPr>
-        <w:rPr>
-          <w:rFonts w:ascii="宋体" w:eastAsia="宋体" w:hAnsi="宋体"/>
-          <w:sz w:val="24"/>
-        </w:rPr>
-      </w:pPr>
-    </w:p>
-    <w:p>
-      <w:pPr>
-        <w:rPr>
-          <w:rFonts w:ascii="宋体" w:eastAsia="宋体" w:hAnsi="宋体"/>
-          <w:sz w:val="24"/>
-        </w:rPr>
-      </w:pPr>
-    </w:p>
-    <w:p>
-      <w:pPr>
-        <w:rPr>
-          <w:rFonts w:ascii="宋体" w:eastAsia="宋体" w:hAnsi="宋体"/>
-          <w:sz w:val="24"/>
-        </w:rPr>
-      </w:pPr>
-    </w:p>
-    <w:p>
-      <w:pPr>
-        <w:rPr>
-          <w:rFonts w:ascii="宋体" w:eastAsia="宋体" w:hAnsi="宋体"/>
-          <w:sz w:val="24"/>
-        </w:rPr>
-      </w:pPr>
-    </w:p>
-    <w:p>
-      <w:pPr>
-        <w:rPr>
-          <w:rFonts w:ascii="宋体" w:eastAsia="宋体" w:hAnsi="宋体"/>
-          <w:sz w:val="24"/>
-        </w:rPr>
-      </w:pPr>
-    </w:p>
-    <w:p>
-      <w:pPr>
-        <w:rPr>
-          <w:rFonts w:ascii="宋体" w:eastAsia="宋体" w:hAnsi="宋体"/>
-          <w:sz w:val="24"/>
-        </w:rPr>
-      </w:pPr>
-    </w:p>
-    <w:p>
-      <w:pPr>
-        <w:rPr>
-          <w:rFonts w:ascii="宋体" w:eastAsia="宋体" w:hAnsi="宋体" w:hint="eastAsia"/>
-          <w:sz w:val="24"/>
-        </w:rPr>
-      </w:pPr>
-    </w:p>
-    <w:p>
-      <w:pPr>
-        <w:rPr>
-          <w:rFonts w:ascii="宋体" w:eastAsia="宋体" w:hAnsi="宋体"/>
-          <w:sz w:val="24"/>
-        </w:rPr>
-      </w:pPr>
-    </w:p>
-    <w:p>
-      <w:pPr>
-        <w:rPr>
-          <w:rFonts w:ascii="宋体" w:eastAsia="宋体" w:hAnsi="宋体" w:hint="eastAsia"/>
-          <w:sz w:val="24"/>
-        </w:rPr>
-      </w:pPr>
+        <w:ind w:firstLineChars="200" w:firstLine="480"/>
+        <w:rPr>
+          <w:rFonts w:ascii="宋体" w:eastAsia="宋体" w:hAnsi="宋体" w:hint="eastAsia"/>
+          <w:sz w:val="24"/>
+        </w:rPr>
+      </w:pPr>
+      <w:r>
+        <w:rPr>
+          <w:rFonts w:ascii="宋体" w:eastAsia="宋体" w:hAnsi="宋体"/>
+          <w:sz w:val="24"/>
+        </w:rPr>
+        <w:t>项目所有技术选型均为免费方案——后端使用Flask框架，通信层采用Mosquitto与Redis，前端为纯HTML/CSS/JS，开发工具使用社区免费版本，代码托管于GitHub学生免费仓库。以上各项支出均为零元，项目执行期内实际支出合计为零元，无超支或违规情况。</w:t>
+      </w:r>
     </w:p>
     <w:p>
       <w:pPr>
@@ -1838,7 +1721,7 @@
     <w:p>
       <w:pPr>
         <w:rPr>
-          <w:rFonts w:ascii="宋体" w:eastAsia="宋体" w:hAnsi="宋体"/>
+          <w:rFonts w:ascii="宋体" w:eastAsia="宋体" w:hAnsi="宋体" w:hint="eastAsia"/>
           <w:sz w:val="28"/>
           <w:szCs w:val="28"/>
           <w:shd w:val="clear" w:color="auto" w:fill="FFFFFF"/>
@@ -1888,6 +1771,7 @@
           <w:szCs w:val="28"/>
           <w:shd w:val="clear" w:color="auto" w:fill="FFFFFF"/>
         </w:rPr>
+        <w:lastRenderedPageBreak/>
         <w:t>4.2</w:t>
       </w:r>
       <w:r>
@@ -1903,7 +1787,7 @@
     <w:p>
       <w:pPr>
         <w:rPr>
-          <w:rFonts w:ascii="宋体" w:eastAsia="宋体" w:hAnsi="宋体"/>
+          <w:rFonts w:ascii="宋体" w:eastAsia="宋体" w:hAnsi="宋体" w:hint="eastAsia"/>
           <w:sz w:val="24"/>
           <w:shd w:val="clear" w:color="auto" w:fill="FFFFFF"/>
         </w:rPr>
@@ -1920,7 +1804,7 @@
     <w:p>
       <w:pPr>
         <w:rPr>
-          <w:rFonts w:ascii="宋体" w:eastAsia="宋体" w:hAnsi="宋体"/>
+          <w:rFonts w:ascii="宋体" w:eastAsia="宋体" w:hAnsi="宋体" w:hint="eastAsia"/>
           <w:sz w:val="24"/>
           <w:shd w:val="clear" w:color="auto" w:fill="FFFFFF"/>
         </w:rPr>
@@ -1937,7 +1821,7 @@
     <w:p>
       <w:pPr>
         <w:rPr>
-          <w:rFonts w:ascii="宋体" w:eastAsia="宋体" w:hAnsi="宋体"/>
+          <w:rFonts w:ascii="宋体" w:eastAsia="宋体" w:hAnsi="宋体" w:hint="eastAsia"/>
           <w:sz w:val="24"/>
           <w:shd w:val="clear" w:color="auto" w:fill="FFFFFF"/>
         </w:rPr>
@@ -1954,7 +1838,7 @@
     <w:p>
       <w:pPr>
         <w:rPr>
-          <w:rFonts w:ascii="宋体" w:eastAsia="宋体" w:hAnsi="宋体"/>
+          <w:rFonts w:ascii="宋体" w:eastAsia="宋体" w:hAnsi="宋体" w:hint="eastAsia"/>
           <w:sz w:val="24"/>
           <w:shd w:val="clear" w:color="auto" w:fill="FFFFFF"/>
         </w:rPr>
@@ -1987,7 +1871,7 @@
     <w:p>
       <w:pPr>
         <w:rPr>
-          <w:rFonts w:ascii="宋体" w:eastAsia="宋体" w:hAnsi="宋体"/>
+          <w:rFonts w:ascii="宋体" w:eastAsia="宋体" w:hAnsi="宋体" w:hint="eastAsia"/>
           <w:sz w:val="24"/>
           <w:shd w:val="clear" w:color="auto" w:fill="FFFFFF"/>
         </w:rPr>
@@ -2020,18 +1904,18 @@
     <w:p>
       <w:pPr>
         <w:rPr>
-          <w:rFonts w:ascii="宋体" w:eastAsia="宋体" w:hAnsi="宋体"/>
-          <w:sz w:val="24"/>
-          <w:shd w:val="clear" w:color="auto" w:fill="FFFFFF"/>
-        </w:rPr>
-      </w:pPr>
-      <w:r>
-        <w:rPr>
-          <w:rFonts w:ascii="宋体" w:eastAsia="宋体" w:hAnsi="宋体"/>
-          <w:sz w:val="24"/>
-          <w:shd w:val="clear" w:color="auto" w:fill="FFFFFF"/>
-        </w:rPr>
-        <w:t>自动补发：上线后自动补发成功率100%</w:t>
+          <w:rFonts w:ascii="宋体" w:eastAsia="宋体" w:hAnsi="宋体" w:hint="eastAsia"/>
+          <w:sz w:val="24"/>
+          <w:shd w:val="clear" w:color="auto" w:fill="FFFFFF"/>
+        </w:rPr>
+      </w:pPr>
+      <w:r>
+        <w:rPr>
+          <w:rFonts w:ascii="宋体" w:eastAsia="宋体" w:hAnsi="宋体"/>
+          <w:sz w:val="24"/>
+          <w:shd w:val="clear" w:color="auto" w:fill="FFFFFF"/>
+        </w:rPr>
+        <w:t>自动补发：上线后自动补发成功</w:t>
       </w:r>
     </w:p>
     <w:p>
@@ -2177,7 +2061,7 @@
     <w:p>
       <w:pPr>
         <w:rPr>
-          <w:rFonts w:ascii="宋体" w:eastAsia="宋体" w:hAnsi="宋体"/>
+          <w:rFonts w:ascii="宋体" w:eastAsia="宋体" w:hAnsi="宋体" w:hint="eastAsia"/>
           <w:sz w:val="28"/>
           <w:szCs w:val="28"/>
           <w:shd w:val="clear" w:color="auto" w:fill="FFFFFF"/>
@@ -2196,7 +2080,7 @@
     <w:p>
       <w:pPr>
         <w:rPr>
-          <w:rFonts w:ascii="宋体" w:eastAsia="宋体" w:hAnsi="宋体"/>
+          <w:rFonts w:ascii="宋体" w:eastAsia="宋体" w:hAnsi="宋体" w:hint="eastAsia"/>
           <w:sz w:val="24"/>
           <w:shd w:val="clear" w:color="auto" w:fill="FFFFFF"/>
         </w:rPr>
@@ -2213,7 +2097,7 @@
     <w:p>
       <w:pPr>
         <w:rPr>
-          <w:rFonts w:ascii="宋体" w:eastAsia="宋体" w:hAnsi="宋体"/>
+          <w:rFonts w:ascii="宋体" w:eastAsia="宋体" w:hAnsi="宋体" w:hint="eastAsia"/>
           <w:sz w:val="24"/>
           <w:shd w:val="clear" w:color="auto" w:fill="FFFFFF"/>
         </w:rPr>
@@ -2231,18 +2115,394 @@
       <w:pPr>
         <w:ind w:firstLineChars="200" w:firstLine="480"/>
         <w:rPr>
-          <w:rFonts w:ascii="宋体" w:eastAsia="宋体" w:hAnsi="宋体"/>
-          <w:sz w:val="24"/>
-          <w:shd w:val="clear" w:color="auto" w:fill="FFFFFF"/>
-        </w:rPr>
-      </w:pPr>
-      <w:r>
-        <w:rPr>
-          <w:rFonts w:ascii="宋体" w:eastAsia="宋体" w:hAnsi="宋体"/>
-          <w:sz w:val="24"/>
-          <w:shd w:val="clear" w:color="auto" w:fill="FFFFFF"/>
-        </w:rPr>
-        <w:t>以客厅、厨房、卧室、玄关、阳台五个真实生活场景为背景，通过CSS覆盖层技术在设备对应位置叠加交互控件，实现了所见即所得的可视化控制体验。用</w:t>
+          <w:rFonts w:ascii="宋体" w:eastAsia="宋体" w:hAnsi="宋体" w:hint="eastAsia"/>
+          <w:sz w:val="24"/>
+          <w:shd w:val="clear" w:color="auto" w:fill="FFFFFF"/>
+        </w:rPr>
+      </w:pPr>
+      <w:r>
+        <w:rPr>
+          <w:rFonts w:ascii="宋体" w:eastAsia="宋体" w:hAnsi="宋体"/>
+          <w:sz w:val="24"/>
+          <w:shd w:val="clear" w:color="auto" w:fill="FFFFFF"/>
+        </w:rPr>
+        <w:t>以客厅、厨房、卧室、玄关、阳台五个真实生活场景为背景，通过CSS覆盖层技术在设备对应位置叠加交互控件，实现了所见即所得的可视化控制体验。用户无需在抽象设备列表中查找，直接在场景照片上点击</w:t>
+      </w:r>
+      <w:r>
+        <w:rPr>
+          <w:rFonts w:ascii="宋体" w:eastAsia="宋体" w:hAnsi="宋体" w:hint="eastAsia"/>
+          <w:sz w:val="24"/>
+          <w:shd w:val="clear" w:color="auto" w:fill="FFFFFF"/>
+        </w:rPr>
+        <w:t>标记</w:t>
+      </w:r>
+      <w:r>
+        <w:rPr>
+          <w:rFonts w:ascii="宋体" w:eastAsia="宋体" w:hAnsi="宋体"/>
+          <w:sz w:val="24"/>
+          <w:shd w:val="clear" w:color="auto" w:fill="FFFFFF"/>
+        </w:rPr>
+        <w:t>即可完成操作。</w:t>
+      </w:r>
+    </w:p>
+    <w:p>
+      <w:pPr>
+        <w:rPr>
+          <w:rFonts w:ascii="宋体" w:eastAsia="宋体" w:hAnsi="宋体" w:hint="eastAsia"/>
+          <w:sz w:val="24"/>
+          <w:shd w:val="clear" w:color="auto" w:fill="FFFFFF"/>
+        </w:rPr>
+      </w:pPr>
+      <w:r>
+        <w:rPr>
+          <w:rFonts w:ascii="宋体" w:eastAsia="宋体" w:hAnsi="宋体"/>
+          <w:sz w:val="24"/>
+          <w:shd w:val="clear" w:color="auto" w:fill="FFFFFF"/>
+        </w:rPr>
+        <w:t>（二）全品类设备控制能力</w:t>
+      </w:r>
+    </w:p>
+    <w:p>
+      <w:pPr>
+        <w:ind w:firstLineChars="200" w:firstLine="480"/>
+        <w:rPr>
+          <w:rFonts w:ascii="宋体" w:eastAsia="宋体" w:hAnsi="宋体" w:hint="eastAsia"/>
+          <w:sz w:val="24"/>
+          <w:shd w:val="clear" w:color="auto" w:fill="FFFFFF"/>
+        </w:rPr>
+      </w:pPr>
+      <w:r>
+        <w:rPr>
+          <w:rFonts w:ascii="宋体" w:eastAsia="宋体" w:hAnsi="宋体"/>
+          <w:sz w:val="24"/>
+          <w:shd w:val="clear" w:color="auto" w:fill="FFFFFF"/>
+        </w:rPr>
+        <w:t>系统覆盖照明、家电、安防、环境控制等</w:t>
+      </w:r>
+      <w:r>
+        <w:rPr>
+          <w:rFonts w:ascii="宋体" w:eastAsia="宋体" w:hAnsi="宋体" w:hint="eastAsia"/>
+          <w:sz w:val="24"/>
+          <w:shd w:val="clear" w:color="auto" w:fill="FFFFFF"/>
+        </w:rPr>
+        <w:t>21</w:t>
+      </w:r>
+      <w:r>
+        <w:rPr>
+          <w:rFonts w:ascii="宋体" w:eastAsia="宋体" w:hAnsi="宋体"/>
+          <w:sz w:val="24"/>
+          <w:shd w:val="clear" w:color="auto" w:fill="FFFFFF"/>
+        </w:rPr>
+        <w:t>种智能设备，每种设备均配备独立的交互控件（开关、滑块、下拉菜单、按钮等）和独特的视觉反馈。</w:t>
+      </w:r>
+    </w:p>
+    <w:p>
+      <w:pPr>
+        <w:rPr>
+          <w:rFonts w:ascii="宋体" w:eastAsia="宋体" w:hAnsi="宋体" w:hint="eastAsia"/>
+          <w:sz w:val="24"/>
+          <w:shd w:val="clear" w:color="auto" w:fill="FFFFFF"/>
+        </w:rPr>
+      </w:pPr>
+      <w:r>
+        <w:rPr>
+          <w:rFonts w:ascii="宋体" w:eastAsia="宋体" w:hAnsi="宋体"/>
+          <w:sz w:val="24"/>
+          <w:shd w:val="clear" w:color="auto" w:fill="FFFFFF"/>
+        </w:rPr>
+        <w:t>（</w:t>
+      </w:r>
+      <w:r>
+        <w:rPr>
+          <w:rFonts w:ascii="宋体" w:eastAsia="宋体" w:hAnsi="宋体" w:hint="eastAsia"/>
+          <w:sz w:val="24"/>
+          <w:shd w:val="clear" w:color="auto" w:fill="FFFFFF"/>
+        </w:rPr>
+        <w:t>三</w:t>
+      </w:r>
+      <w:r>
+        <w:rPr>
+          <w:rFonts w:ascii="宋体" w:eastAsia="宋体" w:hAnsi="宋体"/>
+          <w:sz w:val="24"/>
+          <w:shd w:val="clear" w:color="auto" w:fill="FFFFFF"/>
+        </w:rPr>
+        <w:t>）稳定可靠的后端服务平台</w:t>
+      </w:r>
+    </w:p>
+    <w:p>
+      <w:pPr>
+        <w:ind w:firstLineChars="200" w:firstLine="480"/>
+        <w:rPr>
+          <w:rFonts w:ascii="宋体" w:eastAsia="宋体" w:hAnsi="宋体" w:hint="eastAsia"/>
+          <w:sz w:val="24"/>
+          <w:shd w:val="clear" w:color="auto" w:fill="FFFFFF"/>
+        </w:rPr>
+      </w:pPr>
+      <w:r>
+        <w:rPr>
+          <w:rFonts w:ascii="宋体" w:eastAsia="宋体" w:hAnsi="宋体"/>
+          <w:sz w:val="24"/>
+          <w:shd w:val="clear" w:color="auto" w:fill="FFFFFF"/>
+        </w:rPr>
+        <w:t>基于Flask构建的三个核心接口（/command指令下发、/status状态查询、/logs日志记录）运行稳定，参数范围校验与白名单过滤机制有效拦截异常请求，保障了系统的健壮性。</w:t>
+      </w:r>
+    </w:p>
+    <w:p>
+      <w:pPr>
+        <w:rPr>
+          <w:rFonts w:ascii="宋体" w:eastAsia="宋体" w:hAnsi="宋体" w:hint="eastAsia"/>
+          <w:sz w:val="24"/>
+          <w:shd w:val="clear" w:color="auto" w:fill="FFFFFF"/>
+        </w:rPr>
+      </w:pPr>
+      <w:r>
+        <w:rPr>
+          <w:rFonts w:ascii="宋体" w:eastAsia="宋体" w:hAnsi="宋体"/>
+          <w:sz w:val="24"/>
+          <w:shd w:val="clear" w:color="auto" w:fill="FFFFFF"/>
+        </w:rPr>
+        <w:t>（</w:t>
+      </w:r>
+      <w:r>
+        <w:rPr>
+          <w:rFonts w:ascii="宋体" w:eastAsia="宋体" w:hAnsi="宋体" w:hint="eastAsia"/>
+          <w:sz w:val="24"/>
+          <w:shd w:val="clear" w:color="auto" w:fill="FFFFFF"/>
+        </w:rPr>
+        <w:t>四</w:t>
+      </w:r>
+      <w:r>
+        <w:rPr>
+          <w:rFonts w:ascii="宋体" w:eastAsia="宋体" w:hAnsi="宋体"/>
+          <w:sz w:val="24"/>
+          <w:shd w:val="clear" w:color="auto" w:fill="FFFFFF"/>
+        </w:rPr>
+        <w:t>）MQTT与Redis通信缓存系统</w:t>
+      </w:r>
+    </w:p>
+    <w:p>
+      <w:pPr>
+        <w:ind w:firstLineChars="200" w:firstLine="480"/>
+        <w:rPr>
+          <w:rFonts w:ascii="宋体" w:eastAsia="宋体" w:hAnsi="宋体" w:hint="eastAsia"/>
+          <w:sz w:val="24"/>
+          <w:shd w:val="clear" w:color="auto" w:fill="FFFFFF"/>
+        </w:rPr>
+      </w:pPr>
+      <w:r>
+        <w:rPr>
+          <w:rFonts w:ascii="宋体" w:eastAsia="宋体" w:hAnsi="宋体"/>
+          <w:sz w:val="24"/>
+          <w:shd w:val="clear" w:color="auto" w:fill="FFFFFF"/>
+        </w:rPr>
+        <w:t>MQTT消息发布与订阅链路完整，设备上下线监听机制运行正常。Redis实现了设备状态实时存储与离线指令缓存，设备上线后自动补发指令，补发成功率达100%，且采用同设备同指令覆盖策略，避免重复补发造成的设备误动作。</w:t>
+      </w:r>
+    </w:p>
+    <w:p>
+      <w:pPr>
+        <w:rPr>
+          <w:rFonts w:ascii="宋体" w:eastAsia="宋体" w:hAnsi="宋体" w:hint="eastAsia"/>
+          <w:sz w:val="24"/>
+          <w:shd w:val="clear" w:color="auto" w:fill="FFFFFF"/>
+        </w:rPr>
+      </w:pPr>
+      <w:r>
+        <w:rPr>
+          <w:rFonts w:ascii="宋体" w:eastAsia="宋体" w:hAnsi="宋体"/>
+          <w:sz w:val="24"/>
+          <w:shd w:val="clear" w:color="auto" w:fill="FFFFFF"/>
+        </w:rPr>
+        <w:t>（</w:t>
+      </w:r>
+      <w:r>
+        <w:rPr>
+          <w:rFonts w:ascii="宋体" w:eastAsia="宋体" w:hAnsi="宋体" w:hint="eastAsia"/>
+          <w:sz w:val="24"/>
+          <w:shd w:val="clear" w:color="auto" w:fill="FFFFFF"/>
+        </w:rPr>
+        <w:t>五</w:t>
+      </w:r>
+      <w:r>
+        <w:rPr>
+          <w:rFonts w:ascii="宋体" w:eastAsia="宋体" w:hAnsi="宋体"/>
+          <w:sz w:val="24"/>
+          <w:shd w:val="clear" w:color="auto" w:fill="FFFFFF"/>
+        </w:rPr>
+        <w:t>）完整的设备模拟器</w:t>
+      </w:r>
+    </w:p>
+    <w:p>
+      <w:pPr>
+        <w:ind w:firstLineChars="200" w:firstLine="480"/>
+        <w:rPr>
+          <w:rFonts w:ascii="宋体" w:eastAsia="宋体" w:hAnsi="宋体" w:hint="eastAsia"/>
+          <w:sz w:val="24"/>
+          <w:shd w:val="clear" w:color="auto" w:fill="FFFFFF"/>
+        </w:rPr>
+      </w:pPr>
+      <w:r>
+        <w:rPr>
+          <w:rFonts w:ascii="宋体" w:eastAsia="宋体" w:hAnsi="宋体" w:hint="eastAsia"/>
+          <w:sz w:val="24"/>
+          <w:shd w:val="clear" w:color="auto" w:fill="FFFFFF"/>
+        </w:rPr>
+        <w:t>21</w:t>
+      </w:r>
+      <w:r>
+        <w:rPr>
+          <w:rFonts w:ascii="宋体" w:eastAsia="宋体" w:hAnsi="宋体"/>
+          <w:sz w:val="24"/>
+          <w:shd w:val="clear" w:color="auto" w:fill="FFFFFF"/>
+        </w:rPr>
+        <w:t>种设备模拟器全部开发完成，可正常接收MQTT指令并模拟执行，同时支持状态回传，为系统功能演示提供了完整的设备端支撑。</w:t>
+      </w:r>
+    </w:p>
+    <w:p>
+      <w:pPr>
+        <w:rPr>
+          <w:rFonts w:ascii="宋体" w:eastAsia="宋体" w:hAnsi="宋体" w:hint="eastAsia"/>
+          <w:sz w:val="24"/>
+          <w:shd w:val="clear" w:color="auto" w:fill="FFFFFF"/>
+        </w:rPr>
+      </w:pPr>
+      <w:r>
+        <w:rPr>
+          <w:rFonts w:ascii="宋体" w:eastAsia="宋体" w:hAnsi="宋体"/>
+          <w:sz w:val="24"/>
+          <w:shd w:val="clear" w:color="auto" w:fill="FFFFFF"/>
+        </w:rPr>
+        <w:t>（</w:t>
+      </w:r>
+      <w:r>
+        <w:rPr>
+          <w:rFonts w:ascii="宋体" w:eastAsia="宋体" w:hAnsi="宋体" w:hint="eastAsia"/>
+          <w:sz w:val="24"/>
+          <w:shd w:val="clear" w:color="auto" w:fill="FFFFFF"/>
+        </w:rPr>
+        <w:t>六</w:t>
+      </w:r>
+      <w:r>
+        <w:rPr>
+          <w:rFonts w:ascii="宋体" w:eastAsia="宋体" w:hAnsi="宋体"/>
+          <w:sz w:val="24"/>
+          <w:shd w:val="clear" w:color="auto" w:fill="FFFFFF"/>
+        </w:rPr>
+        <w:t>）系统测试全部通过</w:t>
+      </w:r>
+    </w:p>
+    <w:p>
+      <w:pPr>
+        <w:ind w:firstLineChars="200" w:firstLine="480"/>
+        <w:rPr>
+          <w:rFonts w:ascii="宋体" w:eastAsia="宋体" w:hAnsi="宋体" w:hint="eastAsia"/>
+          <w:sz w:val="24"/>
+          <w:shd w:val="clear" w:color="auto" w:fill="FFFFFF"/>
+        </w:rPr>
+      </w:pPr>
+      <w:r>
+        <w:rPr>
+          <w:rFonts w:ascii="宋体" w:eastAsia="宋体" w:hAnsi="宋体" w:hint="eastAsia"/>
+          <w:sz w:val="24"/>
+          <w:shd w:val="clear" w:color="auto" w:fill="FFFFFF"/>
+        </w:rPr>
+        <w:t>五项</w:t>
+      </w:r>
+      <w:r>
+        <w:rPr>
+          <w:rFonts w:ascii="宋体" w:eastAsia="宋体" w:hAnsi="宋体"/>
+          <w:sz w:val="24"/>
+          <w:shd w:val="clear" w:color="auto" w:fill="FFFFFF"/>
+        </w:rPr>
+        <w:t>系统测试全部通过，系统可</w:t>
+      </w:r>
+      <w:r>
+        <w:rPr>
+          <w:rFonts w:ascii="宋体" w:eastAsia="宋体" w:hAnsi="宋体" w:hint="eastAsia"/>
+          <w:sz w:val="24"/>
+          <w:shd w:val="clear" w:color="auto" w:fill="FFFFFF"/>
+        </w:rPr>
+        <w:t>持</w:t>
+      </w:r>
+      <w:r>
+        <w:rPr>
+          <w:rFonts w:ascii="宋体" w:eastAsia="宋体" w:hAnsi="宋体"/>
+          <w:sz w:val="24"/>
+          <w:shd w:val="clear" w:color="auto" w:fill="FFFFFF"/>
+        </w:rPr>
+        <w:t>续稳定运行。</w:t>
+      </w:r>
+    </w:p>
+    <w:p>
+      <w:pPr>
+        <w:rPr>
+          <w:rFonts w:ascii="宋体" w:eastAsia="宋体" w:hAnsi="宋体" w:hint="eastAsia"/>
+          <w:sz w:val="28"/>
+          <w:szCs w:val="28"/>
+          <w:shd w:val="clear" w:color="auto" w:fill="FFFFFF"/>
+        </w:rPr>
+      </w:pPr>
+      <w:r>
+        <w:rPr>
+          <w:rFonts w:ascii="宋体" w:eastAsia="宋体" w:hAnsi="宋体"/>
+          <w:sz w:val="28"/>
+          <w:szCs w:val="28"/>
+          <w:shd w:val="clear" w:color="auto" w:fill="FFFFFF"/>
+        </w:rPr>
+        <w:t>5.</w:t>
+      </w:r>
+      <w:r>
+        <w:rPr>
+          <w:rFonts w:ascii="宋体" w:eastAsia="宋体" w:hAnsi="宋体" w:hint="eastAsia"/>
+          <w:sz w:val="28"/>
+          <w:szCs w:val="28"/>
+          <w:shd w:val="clear" w:color="auto" w:fill="FFFFFF"/>
+        </w:rPr>
+        <w:t>2</w:t>
+      </w:r>
+      <w:r>
+        <w:rPr>
+          <w:rFonts w:ascii="宋体" w:eastAsia="宋体" w:hAnsi="宋体"/>
+          <w:sz w:val="28"/>
+          <w:szCs w:val="28"/>
+          <w:shd w:val="clear" w:color="auto" w:fill="FFFFFF"/>
+        </w:rPr>
+        <w:t>效益成果</w:t>
+      </w:r>
+    </w:p>
+    <w:p>
+      <w:pPr>
+        <w:ind w:firstLineChars="200" w:firstLine="480"/>
+        <w:rPr>
+          <w:rFonts w:ascii="宋体" w:eastAsia="宋体" w:hAnsi="宋体" w:hint="eastAsia"/>
+          <w:sz w:val="24"/>
+          <w:shd w:val="clear" w:color="auto" w:fill="FFFFFF"/>
+        </w:rPr>
+      </w:pPr>
+      <w:r>
+        <w:rPr>
+          <w:rFonts w:ascii="宋体" w:eastAsia="宋体" w:hAnsi="宋体"/>
+          <w:sz w:val="24"/>
+          <w:shd w:val="clear" w:color="auto" w:fill="FFFFFF"/>
+        </w:rPr>
+        <w:t>社会效益： 本项目提供了一套完整的智能家居控制解决方案，其离线缓存与指令补发机制有效解决了弱网环境下设备控制指令丢失的行业痛点，对智能家居在信号不稳定区域的推广应用具有积极意义。</w:t>
+      </w:r>
+    </w:p>
+    <w:p>
+      <w:pPr>
+        <w:ind w:firstLineChars="200" w:firstLine="480"/>
+        <w:rPr>
+          <w:rFonts w:ascii="宋体" w:eastAsia="宋体" w:hAnsi="宋体" w:hint="eastAsia"/>
+          <w:sz w:val="24"/>
+          <w:shd w:val="clear" w:color="auto" w:fill="FFFFFF"/>
+        </w:rPr>
+      </w:pPr>
+      <w:r>
+        <w:rPr>
+          <w:rFonts w:ascii="宋体" w:eastAsia="宋体" w:hAnsi="宋体"/>
+          <w:sz w:val="24"/>
+          <w:shd w:val="clear" w:color="auto" w:fill="FFFFFF"/>
+        </w:rPr>
+        <w:t>人才培养效益： 通过本项目实施，团队成员在系统架构设计、前后端开发、</w:t>
       </w:r>
       <w:r>
         <w:rPr>
@@ -2251,351 +2511,7 @@
           <w:shd w:val="clear" w:color="auto" w:fill="FFFFFF"/>
         </w:rPr>
         <w:lastRenderedPageBreak/>
-        <w:t>户无需在抽象设备列表中查找，直接在场景照片上点击即可完成操作。</w:t>
-      </w:r>
-    </w:p>
-    <w:p>
-      <w:pPr>
-        <w:rPr>
-          <w:rFonts w:ascii="宋体" w:eastAsia="宋体" w:hAnsi="宋体"/>
-          <w:sz w:val="24"/>
-          <w:shd w:val="clear" w:color="auto" w:fill="FFFFFF"/>
-        </w:rPr>
-      </w:pPr>
-      <w:r>
-        <w:rPr>
-          <w:rFonts w:ascii="宋体" w:eastAsia="宋体" w:hAnsi="宋体"/>
-          <w:sz w:val="24"/>
-          <w:shd w:val="clear" w:color="auto" w:fill="FFFFFF"/>
-        </w:rPr>
-        <w:t>（二）全品类设备控制能力</w:t>
-      </w:r>
-    </w:p>
-    <w:p>
-      <w:pPr>
-        <w:ind w:firstLineChars="200" w:firstLine="480"/>
-        <w:rPr>
-          <w:rFonts w:ascii="宋体" w:eastAsia="宋体" w:hAnsi="宋体"/>
-          <w:sz w:val="24"/>
-          <w:shd w:val="clear" w:color="auto" w:fill="FFFFFF"/>
-        </w:rPr>
-      </w:pPr>
-      <w:r>
-        <w:rPr>
-          <w:rFonts w:ascii="宋体" w:eastAsia="宋体" w:hAnsi="宋体"/>
-          <w:sz w:val="24"/>
-          <w:shd w:val="clear" w:color="auto" w:fill="FFFFFF"/>
-        </w:rPr>
-        <w:t>系统覆盖照明、家电、安防、环境控制等</w:t>
-      </w:r>
-      <w:r>
-        <w:rPr>
-          <w:rFonts w:ascii="宋体" w:eastAsia="宋体" w:hAnsi="宋体" w:hint="eastAsia"/>
-          <w:sz w:val="24"/>
-          <w:shd w:val="clear" w:color="auto" w:fill="FFFFFF"/>
-        </w:rPr>
-        <w:t>21</w:t>
-      </w:r>
-      <w:r>
-        <w:rPr>
-          <w:rFonts w:ascii="宋体" w:eastAsia="宋体" w:hAnsi="宋体"/>
-          <w:sz w:val="24"/>
-          <w:shd w:val="clear" w:color="auto" w:fill="FFFFFF"/>
-        </w:rPr>
-        <w:t>种智能设备，每种设备均配备独立的交互控件（开关、滑块、下拉菜单、按钮等）和独特的视觉反馈。</w:t>
-      </w:r>
-    </w:p>
-    <w:p>
-      <w:pPr>
-        <w:rPr>
-          <w:rFonts w:ascii="宋体" w:eastAsia="宋体" w:hAnsi="宋体"/>
-          <w:sz w:val="24"/>
-          <w:shd w:val="clear" w:color="auto" w:fill="FFFFFF"/>
-        </w:rPr>
-      </w:pPr>
-      <w:r>
-        <w:rPr>
-          <w:rFonts w:ascii="宋体" w:eastAsia="宋体" w:hAnsi="宋体"/>
-          <w:sz w:val="24"/>
-          <w:shd w:val="clear" w:color="auto" w:fill="FFFFFF"/>
-        </w:rPr>
-        <w:t>（</w:t>
-      </w:r>
-      <w:r>
-        <w:rPr>
-          <w:rFonts w:ascii="宋体" w:eastAsia="宋体" w:hAnsi="宋体" w:hint="eastAsia"/>
-          <w:sz w:val="24"/>
-          <w:shd w:val="clear" w:color="auto" w:fill="FFFFFF"/>
-        </w:rPr>
-        <w:t>三</w:t>
-      </w:r>
-      <w:r>
-        <w:rPr>
-          <w:rFonts w:ascii="宋体" w:eastAsia="宋体" w:hAnsi="宋体"/>
-          <w:sz w:val="24"/>
-          <w:shd w:val="clear" w:color="auto" w:fill="FFFFFF"/>
-        </w:rPr>
-        <w:t>）稳定可靠的后端服务平台</w:t>
-      </w:r>
-    </w:p>
-    <w:p>
-      <w:pPr>
-        <w:ind w:firstLineChars="200" w:firstLine="480"/>
-        <w:rPr>
-          <w:rFonts w:ascii="宋体" w:eastAsia="宋体" w:hAnsi="宋体"/>
-          <w:sz w:val="24"/>
-          <w:shd w:val="clear" w:color="auto" w:fill="FFFFFF"/>
-        </w:rPr>
-      </w:pPr>
-      <w:r>
-        <w:rPr>
-          <w:rFonts w:ascii="宋体" w:eastAsia="宋体" w:hAnsi="宋体"/>
-          <w:sz w:val="24"/>
-          <w:shd w:val="clear" w:color="auto" w:fill="FFFFFF"/>
-        </w:rPr>
-        <w:t>基于Flask构建的三个核心接口（/command指令下发、/status状态查询、/logs日志记录）运行稳定，参数范围校验与白名单过滤机制有效拦截异常请求，保障了系统的健壮性。</w:t>
-      </w:r>
-    </w:p>
-    <w:p>
-      <w:pPr>
-        <w:rPr>
-          <w:rFonts w:ascii="宋体" w:eastAsia="宋体" w:hAnsi="宋体"/>
-          <w:sz w:val="24"/>
-          <w:shd w:val="clear" w:color="auto" w:fill="FFFFFF"/>
-        </w:rPr>
-      </w:pPr>
-      <w:r>
-        <w:rPr>
-          <w:rFonts w:ascii="宋体" w:eastAsia="宋体" w:hAnsi="宋体"/>
-          <w:sz w:val="24"/>
-          <w:shd w:val="clear" w:color="auto" w:fill="FFFFFF"/>
-        </w:rPr>
-        <w:t>（</w:t>
-      </w:r>
-      <w:r>
-        <w:rPr>
-          <w:rFonts w:ascii="宋体" w:eastAsia="宋体" w:hAnsi="宋体" w:hint="eastAsia"/>
-          <w:sz w:val="24"/>
-          <w:shd w:val="clear" w:color="auto" w:fill="FFFFFF"/>
-        </w:rPr>
-        <w:t>四</w:t>
-      </w:r>
-      <w:r>
-        <w:rPr>
-          <w:rFonts w:ascii="宋体" w:eastAsia="宋体" w:hAnsi="宋体"/>
-          <w:sz w:val="24"/>
-          <w:shd w:val="clear" w:color="auto" w:fill="FFFFFF"/>
-        </w:rPr>
-        <w:t>）MQTT与Redis通信缓存系统</w:t>
-      </w:r>
-    </w:p>
-    <w:p>
-      <w:pPr>
-        <w:ind w:firstLineChars="200" w:firstLine="480"/>
-        <w:rPr>
-          <w:rFonts w:ascii="宋体" w:eastAsia="宋体" w:hAnsi="宋体"/>
-          <w:sz w:val="24"/>
-          <w:shd w:val="clear" w:color="auto" w:fill="FFFFFF"/>
-        </w:rPr>
-      </w:pPr>
-      <w:r>
-        <w:rPr>
-          <w:rFonts w:ascii="宋体" w:eastAsia="宋体" w:hAnsi="宋体"/>
-          <w:sz w:val="24"/>
-          <w:shd w:val="clear" w:color="auto" w:fill="FFFFFF"/>
-        </w:rPr>
-        <w:t>MQTT消息发布与订阅链路完整，设备上下线监听机制运行正常。Redis实现了设备状态实时存储与离线指令缓存，设备上线后自动补发指令，补发成功率达100%，且采用同设备同指令覆盖策略，避免重复补发造成的设备误动作。</w:t>
-      </w:r>
-    </w:p>
-    <w:p>
-      <w:pPr>
-        <w:rPr>
-          <w:rFonts w:ascii="宋体" w:eastAsia="宋体" w:hAnsi="宋体"/>
-          <w:sz w:val="24"/>
-          <w:shd w:val="clear" w:color="auto" w:fill="FFFFFF"/>
-        </w:rPr>
-      </w:pPr>
-      <w:r>
-        <w:rPr>
-          <w:rFonts w:ascii="宋体" w:eastAsia="宋体" w:hAnsi="宋体"/>
-          <w:sz w:val="24"/>
-          <w:shd w:val="clear" w:color="auto" w:fill="FFFFFF"/>
-        </w:rPr>
-        <w:t>（</w:t>
-      </w:r>
-      <w:r>
-        <w:rPr>
-          <w:rFonts w:ascii="宋体" w:eastAsia="宋体" w:hAnsi="宋体" w:hint="eastAsia"/>
-          <w:sz w:val="24"/>
-          <w:shd w:val="clear" w:color="auto" w:fill="FFFFFF"/>
-        </w:rPr>
-        <w:t>五</w:t>
-      </w:r>
-      <w:r>
-        <w:rPr>
-          <w:rFonts w:ascii="宋体" w:eastAsia="宋体" w:hAnsi="宋体"/>
-          <w:sz w:val="24"/>
-          <w:shd w:val="clear" w:color="auto" w:fill="FFFFFF"/>
-        </w:rPr>
-        <w:t>）完整的设备模拟器</w:t>
-      </w:r>
-    </w:p>
-    <w:p>
-      <w:pPr>
-        <w:ind w:firstLineChars="200" w:firstLine="480"/>
-        <w:rPr>
-          <w:rFonts w:ascii="宋体" w:eastAsia="宋体" w:hAnsi="宋体"/>
-          <w:sz w:val="24"/>
-          <w:shd w:val="clear" w:color="auto" w:fill="FFFFFF"/>
-        </w:rPr>
-      </w:pPr>
-      <w:r>
-        <w:rPr>
-          <w:rFonts w:ascii="宋体" w:eastAsia="宋体" w:hAnsi="宋体" w:hint="eastAsia"/>
-          <w:sz w:val="24"/>
-          <w:shd w:val="clear" w:color="auto" w:fill="FFFFFF"/>
-        </w:rPr>
-        <w:t>21</w:t>
-      </w:r>
-      <w:r>
-        <w:rPr>
-          <w:rFonts w:ascii="宋体" w:eastAsia="宋体" w:hAnsi="宋体"/>
-          <w:sz w:val="24"/>
-          <w:shd w:val="clear" w:color="auto" w:fill="FFFFFF"/>
-        </w:rPr>
-        <w:t>种设备模拟器全部开发完成，可正常接收MQTT指令并模拟执行，同时支持状态回传，为系统功能演示提供了完整的设备端支撑。</w:t>
-      </w:r>
-    </w:p>
-    <w:p>
-      <w:pPr>
-        <w:rPr>
-          <w:rFonts w:ascii="宋体" w:eastAsia="宋体" w:hAnsi="宋体"/>
-          <w:sz w:val="24"/>
-          <w:shd w:val="clear" w:color="auto" w:fill="FFFFFF"/>
-        </w:rPr>
-      </w:pPr>
-      <w:r>
-        <w:rPr>
-          <w:rFonts w:ascii="宋体" w:eastAsia="宋体" w:hAnsi="宋体"/>
-          <w:sz w:val="24"/>
-          <w:shd w:val="clear" w:color="auto" w:fill="FFFFFF"/>
-        </w:rPr>
-        <w:t>（</w:t>
-      </w:r>
-      <w:r>
-        <w:rPr>
-          <w:rFonts w:ascii="宋体" w:eastAsia="宋体" w:hAnsi="宋体" w:hint="eastAsia"/>
-          <w:sz w:val="24"/>
-          <w:shd w:val="clear" w:color="auto" w:fill="FFFFFF"/>
-        </w:rPr>
-        <w:t>六</w:t>
-      </w:r>
-      <w:r>
-        <w:rPr>
-          <w:rFonts w:ascii="宋体" w:eastAsia="宋体" w:hAnsi="宋体"/>
-          <w:sz w:val="24"/>
-          <w:shd w:val="clear" w:color="auto" w:fill="FFFFFF"/>
-        </w:rPr>
-        <w:t>）系统测试全部通过</w:t>
-      </w:r>
-    </w:p>
-    <w:p>
-      <w:pPr>
-        <w:ind w:firstLineChars="200" w:firstLine="480"/>
-        <w:rPr>
-          <w:rFonts w:ascii="宋体" w:eastAsia="宋体" w:hAnsi="宋体" w:hint="eastAsia"/>
-          <w:sz w:val="24"/>
-          <w:shd w:val="clear" w:color="auto" w:fill="FFFFFF"/>
-        </w:rPr>
-      </w:pPr>
-      <w:r>
-        <w:rPr>
-          <w:rFonts w:ascii="宋体" w:eastAsia="宋体" w:hAnsi="宋体" w:hint="eastAsia"/>
-          <w:sz w:val="24"/>
-          <w:shd w:val="clear" w:color="auto" w:fill="FFFFFF"/>
-        </w:rPr>
-        <w:t>五项</w:t>
-      </w:r>
-      <w:r>
-        <w:rPr>
-          <w:rFonts w:ascii="宋体" w:eastAsia="宋体" w:hAnsi="宋体"/>
-          <w:sz w:val="24"/>
-          <w:shd w:val="clear" w:color="auto" w:fill="FFFFFF"/>
-        </w:rPr>
-        <w:t>系统测试全部通过，系统可连续稳定运行30分钟以上。</w:t>
-      </w:r>
-    </w:p>
-    <w:p>
-      <w:pPr>
-        <w:rPr>
-          <w:rFonts w:ascii="宋体" w:eastAsia="宋体" w:hAnsi="宋体" w:hint="eastAsia"/>
-          <w:sz w:val="28"/>
-          <w:szCs w:val="28"/>
-          <w:shd w:val="clear" w:color="auto" w:fill="FFFFFF"/>
-        </w:rPr>
-      </w:pPr>
-      <w:r>
-        <w:rPr>
-          <w:rFonts w:ascii="宋体" w:eastAsia="宋体" w:hAnsi="宋体"/>
-          <w:sz w:val="28"/>
-          <w:szCs w:val="28"/>
-          <w:shd w:val="clear" w:color="auto" w:fill="FFFFFF"/>
-        </w:rPr>
-        <w:t>5.</w:t>
-      </w:r>
-      <w:r>
-        <w:rPr>
-          <w:rFonts w:ascii="宋体" w:eastAsia="宋体" w:hAnsi="宋体" w:hint="eastAsia"/>
-          <w:sz w:val="28"/>
-          <w:szCs w:val="28"/>
-          <w:shd w:val="clear" w:color="auto" w:fill="FFFFFF"/>
-        </w:rPr>
-        <w:t>2</w:t>
-      </w:r>
-      <w:r>
-        <w:rPr>
-          <w:rFonts w:ascii="宋体" w:eastAsia="宋体" w:hAnsi="宋体"/>
-          <w:sz w:val="28"/>
-          <w:szCs w:val="28"/>
-          <w:shd w:val="clear" w:color="auto" w:fill="FFFFFF"/>
-        </w:rPr>
-        <w:t>效益成果</w:t>
-      </w:r>
-    </w:p>
-    <w:p>
-      <w:pPr>
-        <w:ind w:firstLineChars="200" w:firstLine="480"/>
-        <w:rPr>
-          <w:rFonts w:ascii="宋体" w:eastAsia="宋体" w:hAnsi="宋体" w:hint="eastAsia"/>
-          <w:sz w:val="24"/>
-          <w:shd w:val="clear" w:color="auto" w:fill="FFFFFF"/>
-        </w:rPr>
-      </w:pPr>
-      <w:r>
-        <w:rPr>
-          <w:rFonts w:ascii="宋体" w:eastAsia="宋体" w:hAnsi="宋体"/>
-          <w:sz w:val="24"/>
-          <w:shd w:val="clear" w:color="auto" w:fill="FFFFFF"/>
-        </w:rPr>
-        <w:t>社会效益： 本项目提供了一套完整的智能家居控制解决方案，其离线缓存与指令补发机制有效解决了弱网环境下设备控制指令丢失的行业痛点，对智能家居在信号不稳定区域的推广应用具有积极意义。</w:t>
-      </w:r>
-    </w:p>
-    <w:p>
-      <w:pPr>
-        <w:ind w:firstLineChars="200" w:firstLine="480"/>
-        <w:rPr>
-          <w:rFonts w:ascii="宋体" w:eastAsia="宋体" w:hAnsi="宋体" w:hint="eastAsia"/>
-          <w:sz w:val="24"/>
-          <w:shd w:val="clear" w:color="auto" w:fill="FFFFFF"/>
-        </w:rPr>
-      </w:pPr>
-      <w:r>
-        <w:rPr>
-          <w:rFonts w:ascii="宋体" w:eastAsia="宋体" w:hAnsi="宋体"/>
-          <w:sz w:val="24"/>
-          <w:shd w:val="clear" w:color="auto" w:fill="FFFFFF"/>
-        </w:rPr>
-        <w:t>人才培养效益： 通过本项目实施，团队成员在系统架构设计、前后端开发、通信协议设计、数据库应用等方面的工程实践能力得到全面提升，积累了完整的物联网系统开发经验，为后续就业或深造奠定了扎实基础。</w:t>
+        <w:t>通信协议设计、数据库应用等方面的工程实践能力得到全面提升，积累了完整的物联网系统开发经验，为后续就业或深造奠定了扎实基础。</w:t>
       </w:r>
     </w:p>
     <w:p>
@@ -2846,8 +2762,183 @@
           <w:sz w:val="24"/>
           <w:shd w:val="clear" w:color="auto" w:fill="FFFFFF"/>
         </w:rPr>
-        <w:t>在前后端联调过程中，设备状态字段的命名规范不统一，例如设备在线状态前端使用 online/offline，后端部分接口返回 on/off，导致前端数据渲染异常，</w:t>
-      </w:r>
+        <w:t>在前后端联调过程中，设备状态字段的命名规范不统一，例如设备在线状态前端使用 online/offline，后端部分接口返回 on/off，导致前端数据渲染异常，设备状态显示错误。</w:t>
+      </w:r>
+    </w:p>
+    <w:p>
+      <w:pPr>
+        <w:ind w:firstLineChars="200" w:firstLine="480"/>
+        <w:rPr>
+          <w:rFonts w:ascii="宋体" w:eastAsia="宋体" w:hAnsi="宋体" w:hint="eastAsia"/>
+          <w:sz w:val="24"/>
+          <w:shd w:val="clear" w:color="auto" w:fill="FFFFFF"/>
+        </w:rPr>
+      </w:pPr>
+      <w:r>
+        <w:rPr>
+          <w:rFonts w:ascii="宋体" w:eastAsia="宋体" w:hAnsi="宋体" w:hint="eastAsia"/>
+          <w:sz w:val="24"/>
+          <w:shd w:val="clear" w:color="auto" w:fill="FFFFFF"/>
+        </w:rPr>
+        <w:t>解决措施： 统一约定前后端通信字段命名规范，明确 status 字段统一使用 online/offline，power 字段统一使用 on/off，双方同步适配修改。该问题已在联调阶段解决，目前前后端通信正常。</w:t>
+      </w:r>
+    </w:p>
+    <w:p>
+      <w:pPr>
+        <w:rPr>
+          <w:rFonts w:ascii="宋体" w:eastAsia="宋体" w:hAnsi="宋体" w:hint="eastAsia"/>
+          <w:sz w:val="28"/>
+          <w:szCs w:val="28"/>
+          <w:shd w:val="clear" w:color="auto" w:fill="FFFFFF"/>
+        </w:rPr>
+      </w:pPr>
+      <w:r>
+        <w:rPr>
+          <w:rFonts w:ascii="宋体" w:eastAsia="宋体" w:hAnsi="宋体" w:hint="eastAsia"/>
+          <w:sz w:val="28"/>
+          <w:szCs w:val="28"/>
+          <w:shd w:val="clear" w:color="auto" w:fill="FFFFFF"/>
+        </w:rPr>
+        <w:t>6.2 前端状态同步延迟问题</w:t>
+      </w:r>
+    </w:p>
+    <w:p>
+      <w:pPr>
+        <w:ind w:firstLineChars="200" w:firstLine="480"/>
+        <w:rPr>
+          <w:rFonts w:ascii="宋体" w:eastAsia="宋体" w:hAnsi="宋体" w:hint="eastAsia"/>
+          <w:sz w:val="24"/>
+          <w:shd w:val="clear" w:color="auto" w:fill="FFFFFF"/>
+        </w:rPr>
+      </w:pPr>
+      <w:r>
+        <w:rPr>
+          <w:rFonts w:ascii="宋体" w:eastAsia="宋体" w:hAnsi="宋体" w:hint="eastAsia"/>
+          <w:sz w:val="24"/>
+          <w:shd w:val="clear" w:color="auto" w:fill="FFFFFF"/>
+        </w:rPr>
+        <w:t>当前前端采用定时轮询（每5秒）方式从后端拉取设备状态，设备状态变化后前端存在约3-5秒的同步延迟，用户操作反馈不够即时，影响体验。</w:t>
+      </w:r>
+    </w:p>
+    <w:p>
+      <w:pPr>
+        <w:ind w:firstLineChars="200" w:firstLine="480"/>
+        <w:rPr>
+          <w:rFonts w:ascii="宋体" w:eastAsia="宋体" w:hAnsi="宋体" w:hint="eastAsia"/>
+          <w:sz w:val="24"/>
+          <w:shd w:val="clear" w:color="auto" w:fill="FFFFFF"/>
+        </w:rPr>
+      </w:pPr>
+      <w:r>
+        <w:rPr>
+          <w:rFonts w:ascii="宋体" w:eastAsia="宋体" w:hAnsi="宋体" w:hint="eastAsia"/>
+          <w:sz w:val="24"/>
+          <w:shd w:val="clear" w:color="auto" w:fill="FFFFFF"/>
+        </w:rPr>
+        <w:t>解决措施： 采用MQTT实时消息推送替代定时轮询，前端通过WebSocket或MQTT over WebSocket接收设备状态变更消息，实现状态实时更新。目前该优化已纳入后续迭代计划。</w:t>
+      </w:r>
+    </w:p>
+    <w:p>
+      <w:pPr>
+        <w:rPr>
+          <w:rFonts w:ascii="宋体" w:eastAsia="宋体" w:hAnsi="宋体" w:hint="eastAsia"/>
+          <w:sz w:val="28"/>
+          <w:szCs w:val="28"/>
+          <w:shd w:val="clear" w:color="auto" w:fill="FFFFFF"/>
+        </w:rPr>
+      </w:pPr>
+      <w:r>
+        <w:rPr>
+          <w:rFonts w:ascii="宋体" w:eastAsia="宋体" w:hAnsi="宋体" w:hint="eastAsia"/>
+          <w:sz w:val="28"/>
+          <w:szCs w:val="28"/>
+          <w:shd w:val="clear" w:color="auto" w:fill="FFFFFF"/>
+        </w:rPr>
+        <w:t>6.3 模拟设备遗嘱消息测试验证困难问题</w:t>
+      </w:r>
+    </w:p>
+    <w:p>
+      <w:pPr>
+        <w:ind w:firstLineChars="200" w:firstLine="480"/>
+        <w:rPr>
+          <w:rFonts w:ascii="宋体" w:eastAsia="宋体" w:hAnsi="宋体" w:hint="eastAsia"/>
+          <w:sz w:val="24"/>
+          <w:shd w:val="clear" w:color="auto" w:fill="FFFFFF"/>
+        </w:rPr>
+      </w:pPr>
+      <w:r>
+        <w:rPr>
+          <w:rFonts w:ascii="宋体" w:eastAsia="宋体" w:hAnsi="宋体" w:hint="eastAsia"/>
+          <w:sz w:val="24"/>
+          <w:shd w:val="clear" w:color="auto" w:fill="FFFFFF"/>
+        </w:rPr>
+        <w:t>在异常断线测试中，MQTT遗嘱消息机制虽然已配置，但实际测试时需等待15-20秒才能触发，验证效率低且难以截图证明测试通过。</w:t>
+      </w:r>
+    </w:p>
+    <w:p>
+      <w:pPr>
+        <w:ind w:firstLineChars="200" w:firstLine="480"/>
+        <w:rPr>
+          <w:rFonts w:ascii="宋体" w:eastAsia="宋体" w:hAnsi="宋体" w:hint="eastAsia"/>
+          <w:sz w:val="24"/>
+          <w:shd w:val="clear" w:color="auto" w:fill="FFFFFF"/>
+        </w:rPr>
+      </w:pPr>
+      <w:r>
+        <w:rPr>
+          <w:rFonts w:ascii="宋体" w:eastAsia="宋体" w:hAnsi="宋体" w:hint="eastAsia"/>
+          <w:sz w:val="24"/>
+          <w:shd w:val="clear" w:color="auto" w:fill="FFFFFF"/>
+        </w:rPr>
+        <w:t>解决措施： 调整MQTT Broker的心跳检测间隔参数（如将 keepalive 从60秒调整为15秒），缩短遗嘱消息触发时间，同时通过 atexit 注册程序退出钩子，确保设备异常退出时主动发送离线通知作为双重保障。</w:t>
+      </w:r>
+    </w:p>
+    <w:p>
+      <w:pPr>
+        <w:rPr>
+          <w:rFonts w:ascii="宋体" w:eastAsia="宋体" w:hAnsi="宋体" w:hint="eastAsia"/>
+          <w:sz w:val="28"/>
+          <w:szCs w:val="28"/>
+          <w:shd w:val="clear" w:color="auto" w:fill="FFFFFF"/>
+        </w:rPr>
+      </w:pPr>
+      <w:r>
+        <w:rPr>
+          <w:rFonts w:ascii="宋体" w:eastAsia="宋体" w:hAnsi="宋体" w:hint="eastAsia"/>
+          <w:sz w:val="28"/>
+          <w:szCs w:val="28"/>
+          <w:shd w:val="clear" w:color="auto" w:fill="FFFFFF"/>
+        </w:rPr>
+        <w:t>6.4 冰箱温度独立控制与模式联动的逻辑冲突问题</w:t>
+      </w:r>
+    </w:p>
+    <w:p>
+      <w:pPr>
+        <w:ind w:firstLineChars="200" w:firstLine="480"/>
+        <w:rPr>
+          <w:rFonts w:ascii="宋体" w:eastAsia="宋体" w:hAnsi="宋体" w:hint="eastAsia"/>
+          <w:sz w:val="24"/>
+          <w:shd w:val="clear" w:color="auto" w:fill="FFFFFF"/>
+        </w:rPr>
+      </w:pPr>
+      <w:r>
+        <w:rPr>
+          <w:rFonts w:ascii="宋体" w:eastAsia="宋体" w:hAnsi="宋体" w:hint="eastAsia"/>
+          <w:sz w:val="24"/>
+          <w:shd w:val="clear" w:color="auto" w:fill="FFFFFF"/>
+        </w:rPr>
+        <w:t>冰箱的冷藏温度和冷冻温度既可以通过独立滑块分别调节，又需要根据运行模式（智能/速冻/假日）自动联动变化，两种控制方式存在逻辑冲突，容易出现用户手动调节后被模式切换覆盖的问题。</w:t>
+      </w:r>
+    </w:p>
+    <w:p>
+      <w:pPr>
+        <w:ind w:firstLineChars="200" w:firstLine="480"/>
+        <w:rPr>
+          <w:rFonts w:ascii="宋体" w:eastAsia="宋体" w:hAnsi="宋体" w:hint="eastAsia"/>
+          <w:sz w:val="24"/>
+          <w:shd w:val="clear" w:color="auto" w:fill="FFFFFF"/>
+        </w:rPr>
+      </w:pPr>
       <w:r>
         <w:rPr>
           <w:rFonts w:ascii="宋体" w:eastAsia="宋体" w:hAnsi="宋体" w:hint="eastAsia"/>
@@ -2855,7 +2946,26 @@
           <w:shd w:val="clear" w:color="auto" w:fill="FFFFFF"/>
         </w:rPr>
         <w:lastRenderedPageBreak/>
-        <w:t>设备状态显示错误。</w:t>
+        <w:t>解决措施： 采用"模式优先"策略，切换模式时自动覆盖温度值并同步更新Redis；用户手动调节温度时，模式保持当前状态不变，温度值独立存储。最终精简了冰箱控制面板，取消独立滑块，仅保留模式切换按钮，温度由模式自动决定，简化了用户操作逻辑。</w:t>
+      </w:r>
+    </w:p>
+    <w:p>
+      <w:pPr>
+        <w:rPr>
+          <w:rFonts w:ascii="宋体" w:eastAsia="宋体" w:hAnsi="宋体" w:hint="eastAsia"/>
+          <w:sz w:val="28"/>
+          <w:szCs w:val="28"/>
+          <w:shd w:val="clear" w:color="auto" w:fill="FFFFFF"/>
+        </w:rPr>
+      </w:pPr>
+      <w:r>
+        <w:rPr>
+          <w:rFonts w:ascii="宋体" w:eastAsia="宋体" w:hAnsi="宋体" w:hint="eastAsia"/>
+          <w:sz w:val="28"/>
+          <w:szCs w:val="28"/>
+          <w:shd w:val="clear" w:color="auto" w:fill="FFFFFF"/>
+        </w:rPr>
+        <w:t>6.5 安防模式开关与模式切换功能重叠问题</w:t>
       </w:r>
     </w:p>
     <w:p>
@@ -2873,26 +2983,7 @@
           <w:sz w:val="24"/>
           <w:shd w:val="clear" w:color="auto" w:fill="FFFFFF"/>
         </w:rPr>
-        <w:t>解决措施： 统一约定前后端通信字段命名规范，明确 status 字段统一使用 online/offline，power 字段统一使用 on/off，双方同步适配修改。该问题已在联调阶段解决，目前前后端通信正常。</w:t>
-      </w:r>
-    </w:p>
-    <w:p>
-      <w:pPr>
-        <w:rPr>
-          <w:rFonts w:ascii="宋体" w:eastAsia="宋体" w:hAnsi="宋体" w:hint="eastAsia"/>
-          <w:sz w:val="28"/>
-          <w:szCs w:val="28"/>
-          <w:shd w:val="clear" w:color="auto" w:fill="FFFFFF"/>
-        </w:rPr>
-      </w:pPr>
-      <w:r>
-        <w:rPr>
-          <w:rFonts w:ascii="宋体" w:eastAsia="宋体" w:hAnsi="宋体" w:hint="eastAsia"/>
-          <w:sz w:val="28"/>
-          <w:szCs w:val="28"/>
-          <w:shd w:val="clear" w:color="auto" w:fill="FFFFFF"/>
-        </w:rPr>
-        <w:t>6.2 前端状态同步延迟问题</w:t>
+        <w:t>安防模式弹窗中同时存在通用"开关"按钮和"撤防/布防/报警"模式切换按钮，两个功能逻辑相互干扰，点击开关会覆盖模式状态，导致模式显示异常。</w:t>
       </w:r>
     </w:p>
     <w:p>
@@ -2910,7 +3001,26 @@
           <w:sz w:val="24"/>
           <w:shd w:val="clear" w:color="auto" w:fill="FFFFFF"/>
         </w:rPr>
-        <w:t>当前前端采用定时轮询（每5秒）方式从后端拉取设备状态，设备状态变化后前端存在约3-5秒的同步延迟，用户操作反馈不够即时，影响体验。</w:t>
+        <w:t>解决措施： 为安防模式独立处理，移除通用开关按钮，仅保留"当前状态"显示和"模式切换"按钮，避免功能重叠。模式切换直接修改 power 字段值为 disarmed/armed/alarming，并在 getStatusInfo 中独立解析显示状态文本。</w:t>
+      </w:r>
+    </w:p>
+    <w:p>
+      <w:pPr>
+        <w:rPr>
+          <w:rFonts w:ascii="宋体" w:eastAsia="宋体" w:hAnsi="宋体" w:hint="eastAsia"/>
+          <w:sz w:val="28"/>
+          <w:szCs w:val="28"/>
+          <w:shd w:val="clear" w:color="auto" w:fill="FFFFFF"/>
+        </w:rPr>
+      </w:pPr>
+      <w:r>
+        <w:rPr>
+          <w:rFonts w:ascii="宋体" w:eastAsia="宋体" w:hAnsi="宋体" w:hint="eastAsia"/>
+          <w:sz w:val="28"/>
+          <w:szCs w:val="28"/>
+          <w:shd w:val="clear" w:color="auto" w:fill="FFFFFF"/>
+        </w:rPr>
+        <w:t>6.6 灯开关与亮度控制联动问题</w:t>
       </w:r>
     </w:p>
     <w:p>
@@ -2928,26 +3038,7 @@
           <w:sz w:val="24"/>
           <w:shd w:val="clear" w:color="auto" w:fill="FFFFFF"/>
         </w:rPr>
-        <w:t>解决措施： 采用MQTT实时消息推送替代定时轮询，前端通过WebSocket或MQTT over WebSocket接收设备状态变更消息，实现状态实时更新。目前该优化已纳入后续迭代计划。</w:t>
-      </w:r>
-    </w:p>
-    <w:p>
-      <w:pPr>
-        <w:rPr>
-          <w:rFonts w:ascii="宋体" w:eastAsia="宋体" w:hAnsi="宋体" w:hint="eastAsia"/>
-          <w:sz w:val="28"/>
-          <w:szCs w:val="28"/>
-          <w:shd w:val="clear" w:color="auto" w:fill="FFFFFF"/>
-        </w:rPr>
-      </w:pPr>
-      <w:r>
-        <w:rPr>
-          <w:rFonts w:ascii="宋体" w:eastAsia="宋体" w:hAnsi="宋体" w:hint="eastAsia"/>
-          <w:sz w:val="28"/>
-          <w:szCs w:val="28"/>
-          <w:shd w:val="clear" w:color="auto" w:fill="FFFFFF"/>
-        </w:rPr>
-        <w:t>6.3 模拟设备遗嘱消息测试验证困难问题</w:t>
+        <w:t>灯的开关控制与亮度调节相互独立，用户通过开关按钮控制灯时，亮度值不会自动调整，导致用户体验割裂。</w:t>
       </w:r>
     </w:p>
     <w:p>
@@ -2965,236 +3056,44 @@
           <w:sz w:val="24"/>
           <w:shd w:val="clear" w:color="auto" w:fill="FFFFFF"/>
         </w:rPr>
-        <w:t>在异常断线测试中，MQTT遗嘱消息机制虽然已配置，但实际测试时需等待15-20秒才能触发，验证效率低且难以截图证明测试通过。</w:t>
+        <w:t>解决措施： 将开关与亮度联动，开灯时亮度自动设置为50%（可配置），关灯时亮度自动归零，并同步下发 switch 和 set_brightness 两条指令，保证前后端状态一致。</w:t>
+      </w:r>
+    </w:p>
+    <w:p>
+      <w:pPr>
+        <w:rPr>
+          <w:rFonts w:ascii="宋体" w:eastAsia="宋体" w:hAnsi="宋体" w:hint="eastAsia"/>
+          <w:sz w:val="28"/>
+          <w:szCs w:val="28"/>
+          <w:shd w:val="clear" w:color="auto" w:fill="FFFFFF"/>
+        </w:rPr>
+      </w:pPr>
+      <w:r>
+        <w:rPr>
+          <w:rFonts w:ascii="宋体" w:eastAsia="宋体" w:hAnsi="宋体" w:hint="eastAsia"/>
+          <w:sz w:val="28"/>
+          <w:szCs w:val="28"/>
+          <w:shd w:val="clear" w:color="auto" w:fill="FFFFFF"/>
+        </w:rPr>
+        <w:t>6.7 Redis指令队列与单条覆盖模式选择问题</w:t>
       </w:r>
     </w:p>
     <w:p>
       <w:pPr>
         <w:ind w:firstLineChars="200" w:firstLine="480"/>
         <w:rPr>
-          <w:rFonts w:ascii="宋体" w:eastAsia="宋体" w:hAnsi="宋体"/>
-          <w:sz w:val="24"/>
-          <w:shd w:val="clear" w:color="auto" w:fill="FFFFFF"/>
-        </w:rPr>
-      </w:pPr>
-      <w:r>
-        <w:rPr>
-          <w:rFonts w:ascii="宋体" w:eastAsia="宋体" w:hAnsi="宋体" w:hint="eastAsia"/>
-          <w:sz w:val="24"/>
-          <w:shd w:val="clear" w:color="auto" w:fill="FFFFFF"/>
-        </w:rPr>
-        <w:t>解决措施： 调整MQTT Broker的心跳检测间隔参数（如将 keepalive 从60秒调整为15秒），缩短遗嘱消息触发时间，同时通过 atexit 注册程序退出钩子，确保设备异常退出时主动发送离线通知作为双重保障。</w:t>
-      </w:r>
-    </w:p>
-    <w:p>
-      <w:pPr>
-        <w:rPr>
-          <w:rFonts w:ascii="宋体" w:eastAsia="宋体" w:hAnsi="宋体" w:hint="eastAsia"/>
-          <w:sz w:val="28"/>
-          <w:szCs w:val="28"/>
-          <w:shd w:val="clear" w:color="auto" w:fill="FFFFFF"/>
-        </w:rPr>
-      </w:pPr>
-      <w:r>
-        <w:rPr>
-          <w:rFonts w:ascii="宋体" w:eastAsia="宋体" w:hAnsi="宋体" w:hint="eastAsia"/>
-          <w:sz w:val="28"/>
-          <w:szCs w:val="28"/>
-          <w:shd w:val="clear" w:color="auto" w:fill="FFFFFF"/>
-        </w:rPr>
-        <w:t>6.4 冰箱温度独立控制与模式联动的逻辑冲突问题</w:t>
-      </w:r>
-    </w:p>
-    <w:p>
-      <w:pPr>
-        <w:ind w:firstLineChars="200" w:firstLine="480"/>
-        <w:rPr>
-          <w:rFonts w:ascii="宋体" w:eastAsia="宋体" w:hAnsi="宋体" w:hint="eastAsia"/>
-          <w:sz w:val="24"/>
-          <w:shd w:val="clear" w:color="auto" w:fill="FFFFFF"/>
-        </w:rPr>
-      </w:pPr>
-      <w:r>
-        <w:rPr>
-          <w:rFonts w:ascii="宋体" w:eastAsia="宋体" w:hAnsi="宋体" w:hint="eastAsia"/>
-          <w:sz w:val="24"/>
-          <w:shd w:val="clear" w:color="auto" w:fill="FFFFFF"/>
-        </w:rPr>
-        <w:t>冰箱的冷藏温度和冷冻温度既可以通过独立滑块分别调节，又需要根据运行模式（智能/速冻/假日）自动联动变化，两种控制方式存在逻辑冲突，容易出现用户手动调节后被模式切换覆盖的问题。</w:t>
-      </w:r>
-    </w:p>
-    <w:p>
-      <w:pPr>
-        <w:ind w:firstLineChars="200" w:firstLine="480"/>
-        <w:rPr>
-          <w:rFonts w:ascii="宋体" w:eastAsia="宋体" w:hAnsi="宋体" w:hint="eastAsia"/>
-          <w:sz w:val="24"/>
-          <w:shd w:val="clear" w:color="auto" w:fill="FFFFFF"/>
-        </w:rPr>
-      </w:pPr>
-      <w:r>
-        <w:rPr>
-          <w:rFonts w:ascii="宋体" w:eastAsia="宋体" w:hAnsi="宋体" w:hint="eastAsia"/>
-          <w:sz w:val="24"/>
-          <w:shd w:val="clear" w:color="auto" w:fill="FFFFFF"/>
-        </w:rPr>
-        <w:t>解决措施： 采用"模式优先"策略，切换模式时自动覆盖温度值并同步更新Redis；用户手动调节温度时，模式保持当前状态不变，温度值独立存储。最终精简了冰箱控制面板，取消独立滑块，仅保留模式切换按钮，温度由模式自动决定，简化了用户操作逻辑。</w:t>
-      </w:r>
-    </w:p>
-    <w:p>
-      <w:pPr>
-        <w:rPr>
-          <w:rFonts w:ascii="宋体" w:eastAsia="宋体" w:hAnsi="宋体" w:hint="eastAsia"/>
-          <w:sz w:val="28"/>
-          <w:szCs w:val="28"/>
-          <w:shd w:val="clear" w:color="auto" w:fill="FFFFFF"/>
-        </w:rPr>
-      </w:pPr>
-      <w:r>
-        <w:rPr>
-          <w:rFonts w:ascii="宋体" w:eastAsia="宋体" w:hAnsi="宋体" w:hint="eastAsia"/>
-          <w:sz w:val="28"/>
-          <w:szCs w:val="28"/>
-          <w:shd w:val="clear" w:color="auto" w:fill="FFFFFF"/>
-        </w:rPr>
-        <w:t>6.5 安防模式开关与模式切换功能重叠问题</w:t>
-      </w:r>
-    </w:p>
-    <w:p>
-      <w:pPr>
-        <w:ind w:firstLineChars="200" w:firstLine="480"/>
-        <w:rPr>
-          <w:rFonts w:ascii="宋体" w:eastAsia="宋体" w:hAnsi="宋体" w:hint="eastAsia"/>
-          <w:sz w:val="24"/>
-          <w:shd w:val="clear" w:color="auto" w:fill="FFFFFF"/>
-        </w:rPr>
-      </w:pPr>
-      <w:r>
-        <w:rPr>
-          <w:rFonts w:ascii="宋体" w:eastAsia="宋体" w:hAnsi="宋体" w:hint="eastAsia"/>
-          <w:sz w:val="24"/>
-          <w:shd w:val="clear" w:color="auto" w:fill="FFFFFF"/>
-        </w:rPr>
-        <w:t>安防模式弹窗中同时存在通用"开关"按钮和"撤防/布防/报警"模式切换按钮，两个功能逻辑相互干扰，点击开关会覆盖模式状态，导致模式显示异常。</w:t>
-      </w:r>
-    </w:p>
-    <w:p>
-      <w:pPr>
-        <w:ind w:firstLineChars="200" w:firstLine="480"/>
-        <w:rPr>
-          <w:rFonts w:ascii="宋体" w:eastAsia="宋体" w:hAnsi="宋体" w:hint="eastAsia"/>
-          <w:sz w:val="24"/>
-          <w:shd w:val="clear" w:color="auto" w:fill="FFFFFF"/>
-        </w:rPr>
-      </w:pPr>
-      <w:r>
-        <w:rPr>
-          <w:rFonts w:ascii="宋体" w:eastAsia="宋体" w:hAnsi="宋体" w:hint="eastAsia"/>
-          <w:sz w:val="24"/>
-          <w:shd w:val="clear" w:color="auto" w:fill="FFFFFF"/>
-        </w:rPr>
-        <w:t>解决措施： 为安防模式独立处理，移除通用开关按钮，仅保留"当前状态"显示和"模式切换"按钮，避免功能重叠。模式切换直接修改 power 字段值为 disarmed/armed/alarming，并在 getStatusInfo 中独立解析显示状态文本。</w:t>
-      </w:r>
-    </w:p>
-    <w:p>
-      <w:pPr>
-        <w:rPr>
-          <w:rFonts w:ascii="宋体" w:eastAsia="宋体" w:hAnsi="宋体" w:hint="eastAsia"/>
-          <w:sz w:val="28"/>
-          <w:szCs w:val="28"/>
-          <w:shd w:val="clear" w:color="auto" w:fill="FFFFFF"/>
-        </w:rPr>
-      </w:pPr>
-      <w:r>
-        <w:rPr>
-          <w:rFonts w:ascii="宋体" w:eastAsia="宋体" w:hAnsi="宋体" w:hint="eastAsia"/>
-          <w:sz w:val="28"/>
-          <w:szCs w:val="28"/>
-          <w:shd w:val="clear" w:color="auto" w:fill="FFFFFF"/>
-        </w:rPr>
-        <w:t>6.6 灯开关与亮度控制联动问题</w:t>
-      </w:r>
-    </w:p>
-    <w:p>
-      <w:pPr>
-        <w:ind w:firstLineChars="200" w:firstLine="480"/>
-        <w:rPr>
-          <w:rFonts w:ascii="宋体" w:eastAsia="宋体" w:hAnsi="宋体" w:hint="eastAsia"/>
-          <w:sz w:val="24"/>
-          <w:shd w:val="clear" w:color="auto" w:fill="FFFFFF"/>
-        </w:rPr>
-      </w:pPr>
-      <w:r>
-        <w:rPr>
-          <w:rFonts w:ascii="宋体" w:eastAsia="宋体" w:hAnsi="宋体" w:hint="eastAsia"/>
-          <w:sz w:val="24"/>
-          <w:shd w:val="clear" w:color="auto" w:fill="FFFFFF"/>
-        </w:rPr>
-        <w:t>灯的开关控制与亮度调节相互独立，用户通过开关按钮控制灯时，亮度值不会自动调整，导致用户体验割裂。</w:t>
-      </w:r>
-    </w:p>
-    <w:p>
-      <w:pPr>
-        <w:ind w:firstLineChars="200" w:firstLine="480"/>
-        <w:rPr>
-          <w:rFonts w:ascii="宋体" w:eastAsia="宋体" w:hAnsi="宋体"/>
-          <w:sz w:val="24"/>
-          <w:shd w:val="clear" w:color="auto" w:fill="FFFFFF"/>
-        </w:rPr>
-      </w:pPr>
-      <w:r>
-        <w:rPr>
-          <w:rFonts w:ascii="宋体" w:eastAsia="宋体" w:hAnsi="宋体" w:hint="eastAsia"/>
-          <w:sz w:val="24"/>
-          <w:shd w:val="clear" w:color="auto" w:fill="FFFFFF"/>
-        </w:rPr>
-        <w:t>解决措施： 将开关与亮度联动，开灯时亮度自动设置为50%（可配置），关灯时亮度自动归零，并同步下发 switch 和 set_brightness 两条指令，保证前后端状态一致。</w:t>
-      </w:r>
-    </w:p>
-    <w:p>
-      <w:pPr>
-        <w:rPr>
-          <w:rFonts w:ascii="宋体" w:eastAsia="宋体" w:hAnsi="宋体" w:hint="eastAsia"/>
-          <w:sz w:val="28"/>
-          <w:szCs w:val="28"/>
-          <w:shd w:val="clear" w:color="auto" w:fill="FFFFFF"/>
-        </w:rPr>
-      </w:pPr>
-      <w:r>
-        <w:rPr>
-          <w:rFonts w:ascii="宋体" w:eastAsia="宋体" w:hAnsi="宋体" w:hint="eastAsia"/>
-          <w:sz w:val="28"/>
-          <w:szCs w:val="28"/>
-          <w:shd w:val="clear" w:color="auto" w:fill="FFFFFF"/>
-        </w:rPr>
-        <w:t>6.7 Redis指令队列与单条覆盖模式选择问题</w:t>
-      </w:r>
-    </w:p>
-    <w:p>
-      <w:pPr>
-        <w:ind w:firstLineChars="200" w:firstLine="480"/>
-        <w:rPr>
-          <w:rFonts w:ascii="宋体" w:eastAsia="宋体" w:hAnsi="宋体" w:hint="eastAsia"/>
-          <w:sz w:val="24"/>
-          <w:shd w:val="clear" w:color="auto" w:fill="FFFFFF"/>
-        </w:rPr>
-      </w:pPr>
-      <w:r>
-        <w:rPr>
-          <w:rFonts w:ascii="宋体" w:eastAsia="宋体" w:hAnsi="宋体" w:hint="eastAsia"/>
-          <w:sz w:val="24"/>
-          <w:shd w:val="clear" w:color="auto" w:fill="FFFFFF"/>
-        </w:rPr>
-        <w:t>在离线缓存机制设计中，存在"队列缓存"（保留所有历史指令）和"单条覆</w:t>
-      </w:r>
-      <w:r>
-        <w:rPr>
-          <w:rFonts w:ascii="宋体" w:eastAsia="宋体" w:hAnsi="宋体" w:hint="eastAsia"/>
-          <w:sz w:val="24"/>
-          <w:shd w:val="clear" w:color="auto" w:fill="FFFFFF"/>
-        </w:rPr>
-        <w:lastRenderedPageBreak/>
-        <w:t>盖"（仅保留最新指令）两种方案。队列缓存可保证所有操作被执行但补发耗时较长，单条覆盖补发快但会丢失中间操作。</w:t>
+          <w:rFonts w:ascii="宋体" w:eastAsia="宋体" w:hAnsi="宋体" w:hint="eastAsia"/>
+          <w:sz w:val="24"/>
+          <w:shd w:val="clear" w:color="auto" w:fill="FFFFFF"/>
+        </w:rPr>
+      </w:pPr>
+      <w:r>
+        <w:rPr>
+          <w:rFonts w:ascii="宋体" w:eastAsia="宋体" w:hAnsi="宋体" w:hint="eastAsia"/>
+          <w:sz w:val="24"/>
+          <w:shd w:val="clear" w:color="auto" w:fill="FFFFFF"/>
+        </w:rPr>
+        <w:t>在离线缓存机制设计中，存在"队列缓存"（保留所有历史指令）和"单条覆盖"（仅保留最新指令）两种方案。队列缓存可保证所有操作被执行但补发耗时较长，单条覆盖补发快但会丢失中间操作。</w:t>
       </w:r>
     </w:p>
     <w:p>
